--- a/figures/docx/Supplementary Materials.docx
+++ b/figures/docx/Supplementary Materials.docx
@@ -495,76 +495,6 @@
     <w:p>
       <w:pPr>
         <w:spacing w:line="276" w:lineRule="auto"/>
-        <w:rPr>
-          <w:rFonts w:ascii="Calibri" w:hAnsi="Calibri" w:cs="Calibri"/>
-          <w:sz w:val="22"/>
-          <w:szCs w:val="22"/>
-        </w:rPr>
-      </w:pPr>
-    </w:p>
-    <w:p>
-      <w:pPr>
-        <w:spacing w:line="276" w:lineRule="auto"/>
-        <w:rPr>
-          <w:rFonts w:ascii="Calibri" w:hAnsi="Calibri" w:cs="Calibri"/>
-          <w:sz w:val="22"/>
-          <w:szCs w:val="22"/>
-        </w:rPr>
-      </w:pPr>
-    </w:p>
-    <w:p>
-      <w:pPr>
-        <w:spacing w:line="276" w:lineRule="auto"/>
-        <w:rPr>
-          <w:rFonts w:ascii="Calibri" w:hAnsi="Calibri" w:cs="Calibri"/>
-          <w:sz w:val="22"/>
-          <w:szCs w:val="22"/>
-        </w:rPr>
-      </w:pPr>
-    </w:p>
-    <w:p>
-      <w:pPr>
-        <w:spacing w:line="276" w:lineRule="auto"/>
-        <w:rPr>
-          <w:rFonts w:ascii="Calibri" w:hAnsi="Calibri" w:cs="Calibri"/>
-          <w:sz w:val="22"/>
-          <w:szCs w:val="22"/>
-        </w:rPr>
-      </w:pPr>
-    </w:p>
-    <w:p>
-      <w:pPr>
-        <w:spacing w:line="276" w:lineRule="auto"/>
-        <w:rPr>
-          <w:rFonts w:ascii="Calibri" w:hAnsi="Calibri" w:cs="Calibri"/>
-          <w:sz w:val="22"/>
-          <w:szCs w:val="22"/>
-        </w:rPr>
-      </w:pPr>
-    </w:p>
-    <w:p>
-      <w:pPr>
-        <w:spacing w:line="276" w:lineRule="auto"/>
-        <w:rPr>
-          <w:rFonts w:ascii="Calibri" w:hAnsi="Calibri" w:cs="Calibri"/>
-          <w:sz w:val="22"/>
-          <w:szCs w:val="22"/>
-        </w:rPr>
-      </w:pPr>
-    </w:p>
-    <w:p>
-      <w:pPr>
-        <w:spacing w:line="276" w:lineRule="auto"/>
-        <w:rPr>
-          <w:rFonts w:ascii="Calibri" w:hAnsi="Calibri" w:cs="Calibri"/>
-          <w:sz w:val="22"/>
-          <w:szCs w:val="22"/>
-        </w:rPr>
-      </w:pPr>
-    </w:p>
-    <w:p>
-      <w:pPr>
-        <w:spacing w:line="276" w:lineRule="auto"/>
         <w:jc w:val="center"/>
         <w:rPr>
           <w:rFonts w:ascii="Calibri" w:hAnsi="Calibri" w:cs="Calibri"/>
@@ -572,18 +502,34 @@
           <w:szCs w:val="22"/>
         </w:rPr>
       </w:pPr>
-      <w:r>
-        <w:rPr>
-          <w:rFonts w:ascii="Calibri" w:hAnsi="Calibri" w:cs="Calibri"/>
+    </w:p>
+    <w:p>
+      <w:pPr>
+        <w:jc w:val="center"/>
+        <w:rPr>
+          <w:rFonts w:ascii="Calibri" w:hAnsi="Calibri" w:cs="Calibri"/>
+          <w:b/>
+          <w:bCs/>
+          <w:sz w:val="22"/>
+          <w:szCs w:val="22"/>
+          <w:lang w:val="en-GB"/>
+        </w:rPr>
+      </w:pPr>
+      <w:r>
+        <w:rPr>
+          <w:rFonts w:ascii="Calibri" w:hAnsi="Calibri" w:cs="Calibri"/>
+          <w:b/>
+          <w:bCs/>
           <w:noProof/>
           <w:sz w:val="22"/>
           <w:szCs w:val="22"/>
+          <w:lang w:val="en-GB"/>
         </w:rPr>
         <w:drawing>
-          <wp:inline distT="0" distB="0" distL="0" distR="0" wp14:anchorId="5DCB726E" wp14:editId="2194F990">
-            <wp:extent cx="3836276" cy="2260378"/>
-            <wp:effectExtent l="0" t="0" r="0" b="635"/>
-            <wp:docPr id="1902918111" name="Image 21"/>
+          <wp:inline distT="0" distB="0" distL="0" distR="0" wp14:anchorId="0B8570A4" wp14:editId="4618B574">
+            <wp:extent cx="3956263" cy="2331076"/>
+            <wp:effectExtent l="0" t="0" r="0" b="6350"/>
+            <wp:docPr id="503888198" name="Image 45"/>
             <wp:cNvGraphicFramePr>
               <a:graphicFrameLocks xmlns:a="http://schemas.openxmlformats.org/drawingml/2006/main" noChangeAspect="1"/>
             </wp:cNvGraphicFramePr>
@@ -591,7 +537,7 @@
               <a:graphicData uri="http://schemas.openxmlformats.org/drawingml/2006/picture">
                 <pic:pic xmlns:pic="http://schemas.openxmlformats.org/drawingml/2006/picture">
                   <pic:nvPicPr>
-                    <pic:cNvPr id="1902918111" name="Image 1902918111"/>
+                    <pic:cNvPr id="503888198" name="Image 503888198"/>
                     <pic:cNvPicPr/>
                   </pic:nvPicPr>
                   <pic:blipFill>
@@ -603,7 +549,7 @@
                   <pic:spPr>
                     <a:xfrm>
                       <a:off x="0" y="0"/>
-                      <a:ext cx="3881781" cy="2287190"/>
+                      <a:ext cx="4180141" cy="2462987"/>
                     </a:xfrm>
                     <a:prstGeom prst="rect">
                       <a:avLst/>
@@ -618,18 +564,6 @@
     </w:p>
     <w:p>
       <w:pPr>
-        <w:rPr>
-          <w:rFonts w:ascii="Calibri" w:hAnsi="Calibri" w:cs="Calibri"/>
-          <w:b/>
-          <w:bCs/>
-          <w:sz w:val="22"/>
-          <w:szCs w:val="22"/>
-          <w:lang w:val="en-GB"/>
-        </w:rPr>
-      </w:pPr>
-    </w:p>
-    <w:p>
-      <w:pPr>
         <w:spacing w:before="100" w:beforeAutospacing="1" w:after="100" w:afterAutospacing="1" w:line="276" w:lineRule="auto"/>
         <w:jc w:val="both"/>
         <w:rPr>
@@ -659,27 +593,7 @@
           <w:sz w:val="22"/>
           <w:szCs w:val="22"/>
         </w:rPr>
-        <w:t>.</w:t>
-      </w:r>
-      <w:r>
-        <w:rPr>
-          <w:rFonts w:ascii="Calibri" w:hAnsi="Calibri" w:cs="Calibri"/>
-          <w:b/>
-          <w:bCs/>
-          <w:sz w:val="22"/>
-          <w:szCs w:val="22"/>
-        </w:rPr>
-        <w:t xml:space="preserve"> </w:t>
-      </w:r>
-      <w:r>
-        <w:rPr>
-          <w:rFonts w:ascii="Calibri" w:hAnsi="Calibri" w:cs="Calibri"/>
-          <w:b/>
-          <w:bCs/>
-          <w:sz w:val="22"/>
-          <w:szCs w:val="22"/>
-        </w:rPr>
-        <w:t xml:space="preserve"> </w:t>
+        <w:t xml:space="preserve">. </w:t>
       </w:r>
       <w:r>
         <w:rPr>
@@ -689,25 +603,7 @@
           <w:szCs w:val="22"/>
           <w:lang w:val="en-GB" w:eastAsia="fr-FR"/>
         </w:rPr>
-        <w:t xml:space="preserve">Two experimental variables were introduced: mice were subjected either to a control diet or to a high-fat, high-carbohydrate (HFHC) diet, and, independently, received injections of either dextran or iron-dextran. </w:t>
-      </w:r>
-      <w:r>
-        <w:rPr>
-          <w:rFonts w:ascii="Calibri" w:hAnsi="Calibri" w:cs="Calibri"/>
-          <w:sz w:val="22"/>
-          <w:szCs w:val="22"/>
-          <w:lang w:val="en-GB"/>
-        </w:rPr>
-        <w:t>T</w:t>
-      </w:r>
-      <w:r>
-        <w:rPr>
-          <w:rFonts w:ascii="Calibri" w:hAnsi="Calibri" w:cs="Calibri"/>
-          <w:sz w:val="22"/>
-          <w:szCs w:val="22"/>
-          <w:lang w:val="en-GB"/>
-        </w:rPr>
-        <w:t xml:space="preserve">he steatosis (i.e., </w:t>
+        <w:t>M</w:t>
       </w:r>
       <w:r>
         <w:rPr>
@@ -717,6 +613,25 @@
           <w:szCs w:val="22"/>
           <w:lang w:val="en-GB" w:eastAsia="fr-FR"/>
         </w:rPr>
+        <w:t xml:space="preserve">ice were subjected either to a control diet or to a high-fat, high-carbohydrate (HFHC) diet, and, independently, received injections of either dextran or iron-dextran. </w:t>
+      </w:r>
+      <w:r>
+        <w:rPr>
+          <w:rFonts w:ascii="Calibri" w:hAnsi="Calibri" w:cs="Calibri"/>
+          <w:sz w:val="22"/>
+          <w:szCs w:val="22"/>
+          <w:lang w:val="en-GB"/>
+        </w:rPr>
+        <w:t xml:space="preserve">The steatosis (i.e., </w:t>
+      </w:r>
+      <w:r>
+        <w:rPr>
+          <w:rFonts w:ascii="Calibri" w:eastAsia="Times New Roman" w:hAnsi="Calibri" w:cs="Calibri"/>
+          <w:color w:val="000000"/>
+          <w:sz w:val="22"/>
+          <w:szCs w:val="22"/>
+          <w:lang w:val="en-GB" w:eastAsia="fr-FR"/>
+        </w:rPr>
         <w:t>hepatic lipid accumulation</w:t>
       </w:r>
       <w:r>
@@ -726,16 +641,7 @@
           <w:szCs w:val="22"/>
           <w:lang w:val="en-GB"/>
         </w:rPr>
-        <w:t>) has been evaluated through 3 biological scales</w:t>
-      </w:r>
-      <w:r>
-        <w:rPr>
-          <w:rFonts w:ascii="Calibri" w:hAnsi="Calibri" w:cs="Calibri"/>
-          <w:sz w:val="22"/>
-          <w:szCs w:val="22"/>
-          <w:lang w:val="en-GB"/>
-        </w:rPr>
-        <w:t>.</w:t>
+        <w:t>) has been evaluated through 3 biological scales.</w:t>
       </w:r>
       <w:r>
         <w:rPr>
@@ -745,65 +651,105 @@
           <w:szCs w:val="22"/>
           <w:lang w:val="en-GB" w:eastAsia="fr-FR"/>
         </w:rPr>
-        <w:t xml:space="preserve"> W</w:t>
-      </w:r>
-      <w:r>
-        <w:rPr>
-          <w:rFonts w:ascii="Calibri" w:eastAsia="Times New Roman" w:hAnsi="Calibri" w:cs="Calibri"/>
-          <w:color w:val="000000"/>
-          <w:sz w:val="22"/>
-          <w:szCs w:val="22"/>
-          <w:lang w:val="en-GB" w:eastAsia="fr-FR"/>
-        </w:rPr>
-        <w:t>e constructed several dataset</w:t>
-      </w:r>
-      <w:r>
-        <w:rPr>
-          <w:rFonts w:ascii="Calibri" w:eastAsia="Times New Roman" w:hAnsi="Calibri" w:cs="Calibri"/>
-          <w:color w:val="000000"/>
-          <w:sz w:val="22"/>
-          <w:szCs w:val="22"/>
-          <w:lang w:val="en-GB" w:eastAsia="fr-FR"/>
-        </w:rPr>
-        <w:t>s</w:t>
-      </w:r>
-      <w:r>
-        <w:rPr>
-          <w:rFonts w:ascii="Calibri" w:eastAsia="Times New Roman" w:hAnsi="Calibri" w:cs="Calibri"/>
-          <w:color w:val="000000"/>
-          <w:sz w:val="22"/>
-          <w:szCs w:val="22"/>
-          <w:lang w:val="en-GB" w:eastAsia="fr-FR"/>
-        </w:rPr>
-        <w:t xml:space="preserve">. The first dataset consists of biochemical measurements from serum. The second dataset is derived from mid-infrared (MIR) spectroscopy performed on serum, providing molecular fingerprints specific to each mouse. The third dataset comprises quantitative measurements of metals and trace elements in the </w:t>
-      </w:r>
-      <w:r>
-        <w:rPr>
-          <w:rFonts w:ascii="Calibri" w:eastAsia="Times New Roman" w:hAnsi="Calibri" w:cs="Calibri"/>
-          <w:color w:val="000000"/>
-          <w:sz w:val="22"/>
-          <w:szCs w:val="22"/>
-          <w:lang w:val="en-GB" w:eastAsia="fr-FR"/>
-        </w:rPr>
-        <w:t>serum</w:t>
-      </w:r>
-      <w:r>
-        <w:rPr>
-          <w:rFonts w:ascii="Calibri" w:eastAsia="Times New Roman" w:hAnsi="Calibri" w:cs="Calibri"/>
-          <w:color w:val="000000"/>
-          <w:sz w:val="22"/>
-          <w:szCs w:val="22"/>
-          <w:lang w:val="en-GB" w:eastAsia="fr-FR"/>
-        </w:rPr>
-        <w:t>.</w:t>
-      </w:r>
-    </w:p>
-    <w:p>
-      <w:pPr>
-        <w:rPr>
-          <w:rFonts w:ascii="Calibri" w:hAnsi="Calibri" w:cs="Calibri"/>
-          <w:b/>
-          <w:bCs/>
+        <w:t xml:space="preserve"> We constructed several datasets. The first dataset consists of biochemical measurements from serum. The second dataset is derived from mid-infrared (MIR) spectroscopy performed on serum, providing molecular fingerprints specific to each mouse. The third dataset comprises quantitative measurements of metals and trace elements in the serum.</w:t>
+      </w:r>
+    </w:p>
+    <w:p>
+      <w:pPr>
+        <w:rPr>
+          <w:rFonts w:ascii="Calibri" w:hAnsi="Calibri" w:cs="Calibri"/>
+          <w:b/>
+          <w:bCs/>
+          <w:sz w:val="22"/>
+          <w:szCs w:val="22"/>
+        </w:rPr>
+      </w:pPr>
+    </w:p>
+    <w:p>
+      <w:pPr>
+        <w:spacing w:line="276" w:lineRule="auto"/>
+        <w:rPr>
+          <w:rFonts w:ascii="Calibri" w:hAnsi="Calibri" w:cs="Calibri"/>
+          <w:sz w:val="22"/>
+          <w:szCs w:val="22"/>
+        </w:rPr>
+      </w:pPr>
+    </w:p>
+    <w:p>
+      <w:pPr>
+        <w:spacing w:line="276" w:lineRule="auto"/>
+        <w:rPr>
+          <w:rFonts w:ascii="Calibri" w:hAnsi="Calibri" w:cs="Calibri"/>
+          <w:sz w:val="22"/>
+          <w:szCs w:val="22"/>
+        </w:rPr>
+      </w:pPr>
+    </w:p>
+    <w:p>
+      <w:pPr>
+        <w:spacing w:line="276" w:lineRule="auto"/>
+        <w:rPr>
+          <w:rFonts w:ascii="Calibri" w:hAnsi="Calibri" w:cs="Calibri"/>
+          <w:sz w:val="22"/>
+          <w:szCs w:val="22"/>
+        </w:rPr>
+      </w:pPr>
+    </w:p>
+    <w:p>
+      <w:pPr>
+        <w:spacing w:line="276" w:lineRule="auto"/>
+        <w:rPr>
+          <w:rFonts w:ascii="Calibri" w:hAnsi="Calibri" w:cs="Calibri"/>
+          <w:sz w:val="22"/>
+          <w:szCs w:val="22"/>
+        </w:rPr>
+      </w:pPr>
+    </w:p>
+    <w:p>
+      <w:pPr>
+        <w:spacing w:line="276" w:lineRule="auto"/>
+        <w:rPr>
+          <w:rFonts w:ascii="Calibri" w:hAnsi="Calibri" w:cs="Calibri"/>
+          <w:sz w:val="22"/>
+          <w:szCs w:val="22"/>
+        </w:rPr>
+      </w:pPr>
+    </w:p>
+    <w:p>
+      <w:pPr>
+        <w:spacing w:line="276" w:lineRule="auto"/>
+        <w:rPr>
+          <w:rFonts w:ascii="Calibri" w:hAnsi="Calibri" w:cs="Calibri"/>
+          <w:sz w:val="22"/>
+          <w:szCs w:val="22"/>
+        </w:rPr>
+      </w:pPr>
+    </w:p>
+    <w:p>
+      <w:pPr>
+        <w:spacing w:line="276" w:lineRule="auto"/>
+        <w:rPr>
+          <w:rFonts w:ascii="Calibri" w:hAnsi="Calibri" w:cs="Calibri"/>
+          <w:sz w:val="22"/>
+          <w:szCs w:val="22"/>
+        </w:rPr>
+      </w:pPr>
+    </w:p>
+    <w:p>
+      <w:pPr>
+        <w:spacing w:line="276" w:lineRule="auto"/>
+        <w:rPr>
+          <w:rFonts w:ascii="Calibri" w:hAnsi="Calibri" w:cs="Calibri"/>
+          <w:sz w:val="22"/>
+          <w:szCs w:val="22"/>
+        </w:rPr>
+      </w:pPr>
+    </w:p>
+    <w:p>
+      <w:pPr>
+        <w:spacing w:line="276" w:lineRule="auto"/>
+        <w:rPr>
+          <w:rFonts w:ascii="Calibri" w:hAnsi="Calibri" w:cs="Calibri"/>
           <w:sz w:val="22"/>
           <w:szCs w:val="22"/>
         </w:rPr>
@@ -2866,6 +2812,119 @@
           <w:kern w:val="24"/>
           <w:sz w:val="22"/>
           <w:szCs w:val="22"/>
+          <w:lang w:val="en-GB"/>
+          <w14:ligatures w14:val="none"/>
+        </w:rPr>
+      </w:pPr>
+      <w:r>
+        <w:rPr>
+          <w:rFonts w:ascii="Calibri" w:hAnsi="Calibri" w:cs="Calibri"/>
+          <w:b/>
+          <w:bCs/>
+          <w:color w:val="000000"/>
+          <w:kern w:val="24"/>
+          <w:sz w:val="22"/>
+          <w:szCs w:val="22"/>
+          <w:lang w:val="en-GB"/>
+        </w:rPr>
+        <w:t>Figure S</w:t>
+      </w:r>
+      <w:r>
+        <w:rPr>
+          <w:rFonts w:ascii="Calibri" w:hAnsi="Calibri" w:cs="Calibri"/>
+          <w:b/>
+          <w:bCs/>
+          <w:color w:val="000000"/>
+          <w:kern w:val="24"/>
+          <w:sz w:val="22"/>
+          <w:szCs w:val="22"/>
+          <w:lang w:val="en-GB"/>
+        </w:rPr>
+        <w:t>2</w:t>
+      </w:r>
+      <w:r>
+        <w:rPr>
+          <w:rFonts w:ascii="Calibri" w:hAnsi="Calibri" w:cs="Calibri"/>
+          <w:b/>
+          <w:bCs/>
+          <w:color w:val="000000"/>
+          <w:kern w:val="24"/>
+          <w:sz w:val="22"/>
+          <w:szCs w:val="22"/>
+          <w:lang w:val="en-GB"/>
+        </w:rPr>
+        <w:t>. Liver staining.</w:t>
+      </w:r>
+      <w:r>
+        <w:rPr>
+          <w:rFonts w:ascii="Calibri" w:hAnsi="Calibri" w:cs="Calibri"/>
+          <w:b/>
+          <w:bCs/>
+          <w:color w:val="000000"/>
+          <w:kern w:val="24"/>
+          <w:sz w:val="22"/>
+          <w:szCs w:val="22"/>
+          <w:lang w:val="en-GB"/>
+          <w14:ligatures w14:val="none"/>
+        </w:rPr>
+        <w:t xml:space="preserve"> </w:t>
+      </w:r>
+      <w:r>
+        <w:rPr>
+          <w:rFonts w:ascii="Calibri" w:hAnsi="Calibri" w:cs="Calibri"/>
+          <w:color w:val="000000"/>
+          <w:kern w:val="24"/>
+          <w:sz w:val="22"/>
+          <w:szCs w:val="22"/>
+          <w:lang w:val="en-GB"/>
+        </w:rPr>
+        <w:t xml:space="preserve">HES and Sirius Red staining of the liver of CTL, HFHC, IRON, and IRON/HFHC mice at 22 weeks. The scale bar corresponds to 500µm. Black arrows are related to </w:t>
+      </w:r>
+      <w:r>
+        <w:rPr>
+          <w:rFonts w:ascii="Calibri" w:hAnsi="Calibri" w:cs="Calibri"/>
+          <w:color w:val="000000"/>
+          <w:kern w:val="24"/>
+          <w:sz w:val="22"/>
+          <w:szCs w:val="22"/>
+          <w:lang w:val="en-GB"/>
+        </w:rPr>
+        <w:t xml:space="preserve">the </w:t>
+      </w:r>
+      <w:r>
+        <w:rPr>
+          <w:rFonts w:ascii="AdobeClean-Regular" w:hAnsi="AdobeClean-Regular" w:cs="AdobeClean-Regular"/>
+          <w:color w:val="000000"/>
+          <w:kern w:val="0"/>
+          <w:sz w:val="21"/>
+          <w:szCs w:val="21"/>
+          <w:lang w:val="en-GB"/>
+        </w:rPr>
+        <w:t>extracellular matrix</w:t>
+      </w:r>
+      <w:r>
+        <w:rPr>
+          <w:rFonts w:ascii="Calibri" w:hAnsi="Calibri" w:cs="Calibri"/>
+          <w:color w:val="000000"/>
+          <w:kern w:val="24"/>
+          <w:sz w:val="22"/>
+          <w:szCs w:val="22"/>
+          <w:lang w:val="en-GB"/>
+        </w:rPr>
+        <w:t>.</w:t>
+      </w:r>
+    </w:p>
+    <w:p>
+      <w:pPr>
+        <w:spacing w:line="276" w:lineRule="auto"/>
+        <w:rPr>
+          <w:rFonts w:ascii="Calibri" w:hAnsi="Calibri" w:cs="Calibri"/>
+          <w:b/>
+          <w:bCs/>
+          <w:color w:val="000000"/>
+          <w:kern w:val="24"/>
+          <w:sz w:val="22"/>
+          <w:szCs w:val="22"/>
           <w:lang w:val="en-CA"/>
           <w14:ligatures w14:val="none"/>
         </w:rPr>
@@ -2880,6 +2939,173 @@
           <w:sz w:val="22"/>
           <w:szCs w:val="22"/>
           <w:lang w:val="en-CA"/>
+          <w14:ligatures w14:val="none"/>
+        </w:rPr>
+        <w:br w:type="page"/>
+      </w:r>
+    </w:p>
+    <w:p>
+      <w:pPr>
+        <w:jc w:val="both"/>
+        <w:rPr>
+          <w:rFonts w:ascii="Calibri" w:hAnsi="Calibri" w:cs="Calibri"/>
+          <w:b/>
+          <w:bCs/>
+          <w:color w:val="000000"/>
+          <w:kern w:val="24"/>
+          <w:sz w:val="22"/>
+          <w:szCs w:val="22"/>
+          <w:lang w:val="en-CA"/>
+        </w:rPr>
+      </w:pPr>
+    </w:p>
+    <w:p>
+      <w:pPr>
+        <w:jc w:val="both"/>
+        <w:rPr>
+          <w:rFonts w:ascii="Calibri" w:hAnsi="Calibri" w:cs="Calibri"/>
+          <w:b/>
+          <w:bCs/>
+          <w:color w:val="000000"/>
+          <w:kern w:val="24"/>
+          <w:sz w:val="22"/>
+          <w:szCs w:val="22"/>
+          <w:lang w:val="en-CA"/>
+        </w:rPr>
+      </w:pPr>
+    </w:p>
+    <w:p>
+      <w:pPr>
+        <w:jc w:val="both"/>
+        <w:rPr>
+          <w:rFonts w:ascii="Calibri" w:hAnsi="Calibri" w:cs="Calibri"/>
+          <w:b/>
+          <w:bCs/>
+          <w:color w:val="000000"/>
+          <w:kern w:val="24"/>
+          <w:sz w:val="22"/>
+          <w:szCs w:val="22"/>
+          <w:lang w:val="en-CA"/>
+        </w:rPr>
+      </w:pPr>
+    </w:p>
+    <w:p>
+      <w:pPr>
+        <w:jc w:val="both"/>
+        <w:rPr>
+          <w:rFonts w:ascii="Calibri" w:hAnsi="Calibri" w:cs="Calibri"/>
+          <w:b/>
+          <w:bCs/>
+          <w:color w:val="000000"/>
+          <w:kern w:val="24"/>
+          <w:sz w:val="22"/>
+          <w:szCs w:val="22"/>
+          <w:lang w:val="en-CA"/>
+        </w:rPr>
+      </w:pPr>
+    </w:p>
+    <w:p>
+      <w:pPr>
+        <w:jc w:val="both"/>
+        <w:rPr>
+          <w:rFonts w:ascii="Calibri" w:hAnsi="Calibri" w:cs="Calibri"/>
+          <w:b/>
+          <w:bCs/>
+          <w:color w:val="000000"/>
+          <w:kern w:val="24"/>
+          <w:sz w:val="22"/>
+          <w:szCs w:val="22"/>
+          <w:lang w:val="en-CA"/>
+        </w:rPr>
+      </w:pPr>
+      <w:r>
+        <w:rPr>
+          <w:rFonts w:ascii="Calibri" w:hAnsi="Calibri" w:cs="Calibri"/>
+          <w:b/>
+          <w:bCs/>
+          <w:noProof/>
+          <w:color w:val="000000"/>
+          <w:kern w:val="24"/>
+          <w:sz w:val="22"/>
+          <w:szCs w:val="22"/>
+          <w:lang w:val="en-CA"/>
+        </w:rPr>
+        <w:drawing>
+          <wp:inline distT="0" distB="0" distL="0" distR="0" wp14:anchorId="40DDE35C" wp14:editId="763D4B7F">
+            <wp:extent cx="5782614" cy="4414942"/>
+            <wp:effectExtent l="0" t="0" r="0" b="5080"/>
+            <wp:docPr id="1636303908" name="Image 45"/>
+            <wp:cNvGraphicFramePr>
+              <a:graphicFrameLocks xmlns:a="http://schemas.openxmlformats.org/drawingml/2006/main" noChangeAspect="1"/>
+            </wp:cNvGraphicFramePr>
+            <a:graphic xmlns:a="http://schemas.openxmlformats.org/drawingml/2006/main">
+              <a:graphicData uri="http://schemas.openxmlformats.org/drawingml/2006/picture">
+                <pic:pic xmlns:pic="http://schemas.openxmlformats.org/drawingml/2006/picture">
+                  <pic:nvPicPr>
+                    <pic:cNvPr id="1636303908" name="Image 1636303908"/>
+                    <pic:cNvPicPr/>
+                  </pic:nvPicPr>
+                  <pic:blipFill>
+                    <a:blip r:embed="rId21"/>
+                    <a:stretch>
+                      <a:fillRect/>
+                    </a:stretch>
+                  </pic:blipFill>
+                  <pic:spPr>
+                    <a:xfrm>
+                      <a:off x="0" y="0"/>
+                      <a:ext cx="5818568" cy="4442393"/>
+                    </a:xfrm>
+                    <a:prstGeom prst="rect">
+                      <a:avLst/>
+                    </a:prstGeom>
+                  </pic:spPr>
+                </pic:pic>
+              </a:graphicData>
+            </a:graphic>
+          </wp:inline>
+        </w:drawing>
+      </w:r>
+    </w:p>
+    <w:p>
+      <w:pPr>
+        <w:jc w:val="both"/>
+        <w:rPr>
+          <w:rFonts w:ascii="Calibri" w:hAnsi="Calibri" w:cs="Calibri"/>
+          <w:b/>
+          <w:bCs/>
+          <w:color w:val="000000"/>
+          <w:kern w:val="24"/>
+          <w:sz w:val="22"/>
+          <w:szCs w:val="22"/>
+          <w:lang w:val="en-CA"/>
+        </w:rPr>
+      </w:pPr>
+    </w:p>
+    <w:p>
+      <w:pPr>
+        <w:jc w:val="both"/>
+        <w:rPr>
+          <w:rFonts w:ascii="Calibri" w:hAnsi="Calibri" w:cs="Calibri"/>
+          <w:b/>
+          <w:bCs/>
+          <w:color w:val="000000"/>
+          <w:kern w:val="24"/>
+          <w:sz w:val="22"/>
+          <w:szCs w:val="22"/>
+          <w:lang w:val="en-CA"/>
+        </w:rPr>
+      </w:pPr>
+      <w:r>
+        <w:rPr>
+          <w:rFonts w:ascii="Calibri" w:hAnsi="Calibri" w:cs="Calibri"/>
+          <w:b/>
+          <w:bCs/>
+          <w:color w:val="000000"/>
+          <w:kern w:val="24"/>
+          <w:sz w:val="22"/>
+          <w:szCs w:val="22"/>
+          <w:lang w:val="en-CA"/>
         </w:rPr>
         <w:t>Figure S</w:t>
       </w:r>
@@ -2894,7 +3120,7 @@
           <w:szCs w:val="22"/>
           <w:lang w:val="en-CA"/>
         </w:rPr>
-        <w:t>2</w:t>
+        <w:t>3</w:t>
       </w:r>
       <w:r>
         <w:rPr>
@@ -2907,7 +3133,20 @@
           <w:szCs w:val="22"/>
           <w:lang w:val="en-CA"/>
         </w:rPr>
-        <w:t>. Liver staining.</w:t>
+        <w:t xml:space="preserve">. </w:t>
+      </w:r>
+      <w:r>
+        <w:rPr>
+          <w:rFonts w:ascii="Calibri" w:hAnsi="Calibri" w:cs="Calibri"/>
+          <w:b/>
+          <w:bCs/>
+          <w:color w:val="000000"/>
+          <w:kern w:val="24"/>
+          <w:sz w:val="22"/>
+          <w:szCs w:val="22"/>
+          <w:lang w:val="en-CA"/>
+        </w:rPr>
+        <w:t xml:space="preserve">Representative spectra, </w:t>
       </w:r>
       <w:r>
         <w:rPr>
@@ -2921,27 +3160,11 @@
           <w:lang w:val="en-CA"/>
           <w14:ligatures w14:val="none"/>
         </w:rPr>
-        <w:t xml:space="preserve"> </w:t>
-      </w:r>
-      <w:r>
-        <w:rPr>
-          <w:rFonts w:ascii="Calibri" w:hAnsi="Calibri" w:cs="Calibri"/>
-          <w:color w:val="000000"/>
-          <w:kern w:val="24"/>
-          <w:sz w:val="22"/>
-          <w:szCs w:val="22"/>
-          <w:lang w:val="en-CA"/>
-        </w:rPr>
-        <w:t>HES and Sirius Red staining of the liver of CTL, HFHC, IRON, and IRON/HFHC mice at 22 weeks. The scale bar corresponds to 500µm. Black arrows are related to collagen.</w:t>
-      </w:r>
-    </w:p>
-    <w:p>
-      <w:pPr>
-        <w:spacing w:line="276" w:lineRule="auto"/>
-        <w:rPr>
-          <w:rFonts w:ascii="Calibri" w:hAnsi="Calibri" w:cs="Calibri"/>
-          <w:b/>
-          <w:bCs/>
+        <w:t xml:space="preserve">with the important wavenumbers defining the lipid accumulation in the liver of mice. (A) </w:t>
+      </w:r>
+      <w:r>
+        <w:rPr>
+          <w:rFonts w:ascii="Calibri" w:hAnsi="Calibri" w:cs="Calibri"/>
           <w:color w:val="000000"/>
           <w:kern w:val="24"/>
           <w:sz w:val="22"/>
@@ -2949,12 +3172,11 @@
           <w:lang w:val="en-CA"/>
           <w14:ligatures w14:val="none"/>
         </w:rPr>
-      </w:pPr>
-      <w:r>
-        <w:rPr>
-          <w:rFonts w:ascii="Calibri" w:hAnsi="Calibri" w:cs="Calibri"/>
-          <w:b/>
-          <w:bCs/>
+        <w:t xml:space="preserve">Representative absorbance spectrum of the mid-infrared spectroscopy. The arrows correspond to the wavenumbers </w:t>
+      </w:r>
+      <w:r>
+        <w:rPr>
+          <w:rFonts w:ascii="Calibri" w:hAnsi="Calibri" w:cs="Calibri"/>
           <w:color w:val="000000"/>
           <w:kern w:val="24"/>
           <w:sz w:val="22"/>
@@ -2962,7 +3184,82 @@
           <w:lang w:val="en-CA"/>
           <w14:ligatures w14:val="none"/>
         </w:rPr>
-        <w:br w:type="page"/>
+        <w:t>1230, 1180, 950, 850</w:t>
+      </w:r>
+      <w:r>
+        <w:rPr>
+          <w:rFonts w:ascii="Calibri" w:hAnsi="Calibri" w:cs="Calibri"/>
+          <w:color w:val="000000"/>
+          <w:kern w:val="24"/>
+          <w:sz w:val="22"/>
+          <w:szCs w:val="22"/>
+          <w:lang w:val="en-CA"/>
+          <w14:ligatures w14:val="none"/>
+        </w:rPr>
+        <w:t xml:space="preserve"> cm</w:t>
+      </w:r>
+      <w:r>
+        <w:rPr>
+          <w:rFonts w:ascii="Calibri" w:hAnsi="Calibri" w:cs="Calibri"/>
+          <w:color w:val="000000"/>
+          <w:kern w:val="24"/>
+          <w:sz w:val="22"/>
+          <w:szCs w:val="22"/>
+          <w:vertAlign w:val="superscript"/>
+          <w:lang w:val="en-CA"/>
+          <w14:ligatures w14:val="none"/>
+        </w:rPr>
+        <w:t>-1</w:t>
+      </w:r>
+      <w:r>
+        <w:rPr>
+          <w:rFonts w:ascii="Calibri" w:hAnsi="Calibri" w:cs="Calibri"/>
+          <w:color w:val="000000"/>
+          <w:kern w:val="24"/>
+          <w:sz w:val="22"/>
+          <w:szCs w:val="22"/>
+          <w:lang w:val="en-CA"/>
+          <w14:ligatures w14:val="none"/>
+        </w:rPr>
+        <w:t xml:space="preserve">. </w:t>
+      </w:r>
+      <w:r>
+        <w:rPr>
+          <w:rFonts w:ascii="Calibri" w:hAnsi="Calibri" w:cs="Calibri"/>
+          <w:b/>
+          <w:bCs/>
+          <w:color w:val="000000"/>
+          <w:kern w:val="24"/>
+          <w:sz w:val="22"/>
+          <w:szCs w:val="22"/>
+          <w:lang w:val="en-CA"/>
+          <w14:ligatures w14:val="none"/>
+        </w:rPr>
+        <w:t>(B)</w:t>
+      </w:r>
+      <w:r>
+        <w:rPr>
+          <w:rFonts w:ascii="Calibri" w:hAnsi="Calibri" w:cs="Calibri"/>
+          <w:color w:val="000000"/>
+          <w:kern w:val="24"/>
+          <w:sz w:val="22"/>
+          <w:szCs w:val="22"/>
+          <w:lang w:val="en-CA"/>
+          <w14:ligatures w14:val="none"/>
+        </w:rPr>
+        <w:t xml:space="preserve"> The heatmap corresponds to the importance of the wavenumbers in the random forest of the sequential approach. The more the wavenumbers are colored (differ from the blue), the more the wavenumbers are important to predict the lipid accumulation in the liver.</w:t>
+      </w:r>
+      <w:r>
+        <w:rPr>
+          <w:rFonts w:ascii="Calibri" w:hAnsi="Calibri" w:cs="Calibri"/>
+          <w:color w:val="000000"/>
+          <w:kern w:val="24"/>
+          <w:sz w:val="22"/>
+          <w:szCs w:val="22"/>
+          <w:lang w:val="en-CA"/>
+          <w14:ligatures w14:val="none"/>
+        </w:rPr>
+        <w:t xml:space="preserve"> The y-axis of the plot corresponds to the B-spline width used in the normalisation process.</w:t>
       </w:r>
     </w:p>
     <w:p>
@@ -3097,6 +3394,186 @@
           <w:sz w:val="22"/>
           <w:szCs w:val="22"/>
           <w:lang w:val="en-CA"/>
+        </w:rPr>
+      </w:pPr>
+    </w:p>
+    <w:p>
+      <w:pPr>
+        <w:jc w:val="both"/>
+        <w:rPr>
+          <w:rFonts w:ascii="Calibri" w:hAnsi="Calibri" w:cs="Calibri"/>
+          <w:b/>
+          <w:bCs/>
+          <w:color w:val="000000"/>
+          <w:kern w:val="24"/>
+          <w:sz w:val="22"/>
+          <w:szCs w:val="22"/>
+          <w:lang w:val="en-CA"/>
+        </w:rPr>
+      </w:pPr>
+    </w:p>
+    <w:p>
+      <w:pPr>
+        <w:jc w:val="both"/>
+        <w:rPr>
+          <w:rFonts w:ascii="Calibri" w:hAnsi="Calibri" w:cs="Calibri"/>
+          <w:b/>
+          <w:bCs/>
+          <w:color w:val="000000"/>
+          <w:kern w:val="24"/>
+          <w:sz w:val="22"/>
+          <w:szCs w:val="22"/>
+          <w:lang w:val="en-CA"/>
+        </w:rPr>
+      </w:pPr>
+    </w:p>
+    <w:p>
+      <w:pPr>
+        <w:jc w:val="both"/>
+        <w:rPr>
+          <w:rFonts w:ascii="Calibri" w:hAnsi="Calibri" w:cs="Calibri"/>
+          <w:b/>
+          <w:bCs/>
+          <w:color w:val="000000"/>
+          <w:kern w:val="24"/>
+          <w:sz w:val="22"/>
+          <w:szCs w:val="22"/>
+          <w:lang w:val="en-CA"/>
+        </w:rPr>
+      </w:pPr>
+    </w:p>
+    <w:p>
+      <w:pPr>
+        <w:jc w:val="both"/>
+        <w:rPr>
+          <w:rFonts w:ascii="Calibri" w:hAnsi="Calibri" w:cs="Calibri"/>
+          <w:b/>
+          <w:bCs/>
+          <w:color w:val="000000"/>
+          <w:kern w:val="24"/>
+          <w:sz w:val="22"/>
+          <w:szCs w:val="22"/>
+          <w:lang w:val="en-CA"/>
+        </w:rPr>
+      </w:pPr>
+    </w:p>
+    <w:p>
+      <w:pPr>
+        <w:jc w:val="both"/>
+        <w:rPr>
+          <w:rFonts w:ascii="Calibri" w:hAnsi="Calibri" w:cs="Calibri"/>
+          <w:b/>
+          <w:bCs/>
+          <w:color w:val="000000"/>
+          <w:kern w:val="24"/>
+          <w:sz w:val="22"/>
+          <w:szCs w:val="22"/>
+          <w:lang w:val="en-CA"/>
+        </w:rPr>
+      </w:pPr>
+    </w:p>
+    <w:p>
+      <w:pPr>
+        <w:spacing w:line="276" w:lineRule="auto"/>
+        <w:jc w:val="center"/>
+        <w:rPr>
+          <w:rFonts w:ascii="Calibri" w:hAnsi="Calibri" w:cs="Calibri"/>
+          <w:b/>
+          <w:bCs/>
+          <w:color w:val="000000"/>
+          <w:sz w:val="22"/>
+          <w:szCs w:val="22"/>
+          <w:lang w:val="en-GB"/>
+        </w:rPr>
+      </w:pPr>
+    </w:p>
+    <w:p>
+      <w:pPr>
+        <w:spacing w:line="276" w:lineRule="auto"/>
+        <w:jc w:val="center"/>
+        <w:rPr>
+          <w:rFonts w:ascii="Calibri" w:hAnsi="Calibri" w:cs="Calibri"/>
+          <w:b/>
+          <w:bCs/>
+          <w:color w:val="000000"/>
+          <w:sz w:val="22"/>
+          <w:szCs w:val="22"/>
+          <w:lang w:val="en-GB"/>
+        </w:rPr>
+      </w:pPr>
+    </w:p>
+    <w:p>
+      <w:pPr>
+        <w:spacing w:line="276" w:lineRule="auto"/>
+        <w:jc w:val="center"/>
+        <w:rPr>
+          <w:rFonts w:ascii="Calibri" w:hAnsi="Calibri" w:cs="Calibri"/>
+          <w:b/>
+          <w:bCs/>
+          <w:color w:val="000000"/>
+          <w:sz w:val="22"/>
+          <w:szCs w:val="22"/>
+          <w:lang w:val="en-GB"/>
+        </w:rPr>
+      </w:pPr>
+    </w:p>
+    <w:p>
+      <w:pPr>
+        <w:spacing w:line="276" w:lineRule="auto"/>
+        <w:jc w:val="center"/>
+        <w:rPr>
+          <w:rFonts w:ascii="Calibri" w:hAnsi="Calibri" w:cs="Calibri"/>
+          <w:b/>
+          <w:bCs/>
+          <w:color w:val="000000"/>
+          <w:sz w:val="22"/>
+          <w:szCs w:val="22"/>
+          <w:lang w:val="en-GB"/>
+        </w:rPr>
+      </w:pPr>
+    </w:p>
+    <w:p>
+      <w:pPr>
+        <w:spacing w:line="276" w:lineRule="auto"/>
+        <w:jc w:val="center"/>
+        <w:rPr>
+          <w:rFonts w:ascii="Calibri" w:hAnsi="Calibri" w:cs="Calibri"/>
+          <w:b/>
+          <w:bCs/>
+          <w:color w:val="000000"/>
+          <w:sz w:val="22"/>
+          <w:szCs w:val="22"/>
+          <w:lang w:val="en-GB"/>
+        </w:rPr>
+      </w:pPr>
+    </w:p>
+    <w:p>
+      <w:pPr>
+        <w:spacing w:line="276" w:lineRule="auto"/>
+        <w:jc w:val="center"/>
+        <w:rPr>
+          <w:rFonts w:ascii="Calibri" w:hAnsi="Calibri" w:cs="Calibri"/>
+          <w:b/>
+          <w:bCs/>
+          <w:color w:val="000000"/>
+          <w:sz w:val="22"/>
+          <w:szCs w:val="22"/>
+          <w:lang w:val="en-GB"/>
+        </w:rPr>
+      </w:pPr>
+    </w:p>
+    <w:p>
+      <w:pPr>
+        <w:spacing w:line="276" w:lineRule="auto"/>
+        <w:jc w:val="center"/>
+        <w:rPr>
+          <w:rFonts w:ascii="Calibri" w:hAnsi="Calibri" w:cs="Calibri"/>
+          <w:b/>
+          <w:bCs/>
+          <w:color w:val="000000"/>
+          <w:sz w:val="22"/>
+          <w:szCs w:val="22"/>
+          <w:lang w:val="en-GB"/>
         </w:rPr>
       </w:pPr>
     </w:p>
@@ -3448,10 +3925,7 @@
                             <w:proofErr w:type="spellStart"/>
                             <w:proofErr w:type="gramStart"/>
                             <w:r>
-                              <w:t>a,</w:t>
-                            </w:r>
-                            <w:r>
-                              <w:t>b</w:t>
+                              <w:t>a,b</w:t>
                             </w:r>
                             <w:proofErr w:type="spellEnd"/>
                             <w:proofErr w:type="gramEnd"/>
@@ -3485,10 +3959,7 @@
                       <w:proofErr w:type="spellStart"/>
                       <w:proofErr w:type="gramStart"/>
                       <w:r>
-                        <w:t>a,</w:t>
-                      </w:r>
-                      <w:r>
-                        <w:t>b</w:t>
+                        <w:t>a,b</w:t>
                       </w:r>
                       <w:proofErr w:type="spellEnd"/>
                       <w:proofErr w:type="gramEnd"/>
@@ -3744,17 +4215,11 @@
                             <w:proofErr w:type="spellStart"/>
                             <w:proofErr w:type="gramStart"/>
                             <w:r>
-                              <w:t>a,</w:t>
-                            </w:r>
-                            <w:r>
-                              <w:t>b</w:t>
+                              <w:t>a,b</w:t>
                             </w:r>
                             <w:proofErr w:type="gramEnd"/>
                             <w:r>
-                              <w:t>,</w:t>
-                            </w:r>
-                            <w:r>
-                              <w:t>c</w:t>
+                              <w:t>,c</w:t>
                             </w:r>
                             <w:proofErr w:type="spellEnd"/>
                           </w:p>
@@ -3787,17 +4252,11 @@
                       <w:proofErr w:type="spellStart"/>
                       <w:proofErr w:type="gramStart"/>
                       <w:r>
-                        <w:t>a,</w:t>
-                      </w:r>
-                      <w:r>
-                        <w:t>b</w:t>
+                        <w:t>a,b</w:t>
                       </w:r>
                       <w:proofErr w:type="gramEnd"/>
                       <w:r>
-                        <w:t>,</w:t>
-                      </w:r>
-                      <w:r>
-                        <w:t>c</w:t>
+                        <w:t>,c</w:t>
                       </w:r>
                       <w:proofErr w:type="spellEnd"/>
                     </w:p>
@@ -5425,7 +5884,7 @@
                     <pic:cNvPicPr/>
                   </pic:nvPicPr>
                   <pic:blipFill>
-                    <a:blip r:embed="rId21"/>
+                    <a:blip r:embed="rId22"/>
                     <a:stretch>
                       <a:fillRect/>
                     </a:stretch>
@@ -5484,51 +5943,92 @@
           <w:szCs w:val="22"/>
           <w:lang w:val="en-GB"/>
         </w:rPr>
-        <w:t xml:space="preserve">Figure S3. Heatmap of trace element levels across experimental </w:t>
-      </w:r>
-      <w:commentRangeStart w:id="0"/>
-      <w:r>
-        <w:rPr>
-          <w:rFonts w:ascii="Calibri" w:hAnsi="Calibri" w:cs="Calibri"/>
-          <w:b/>
-          <w:bCs/>
-          <w:color w:val="000000"/>
-          <w:sz w:val="22"/>
-          <w:szCs w:val="22"/>
-          <w:lang w:val="en-GB"/>
-        </w:rPr>
-        <w:t>grou</w:t>
-      </w:r>
-      <w:commentRangeEnd w:id="0"/>
-      <w:r>
-        <w:rPr>
-          <w:rStyle w:val="Marquedecommentaire"/>
-          <w:kern w:val="0"/>
-          <w14:ligatures w14:val="none"/>
-        </w:rPr>
-        <w:commentReference w:id="0"/>
-      </w:r>
-      <w:r>
-        <w:rPr>
-          <w:rFonts w:ascii="Calibri" w:hAnsi="Calibri" w:cs="Calibri"/>
-          <w:b/>
-          <w:bCs/>
-          <w:color w:val="000000"/>
-          <w:sz w:val="22"/>
-          <w:szCs w:val="22"/>
-          <w:lang w:val="en-GB"/>
-        </w:rPr>
-        <w:t>ps.</w:t>
-      </w:r>
-      <w:r>
-        <w:rPr>
-          <w:rFonts w:ascii="Calibri" w:hAnsi="Calibri" w:cs="Calibri"/>
-          <w:color w:val="000000"/>
-          <w:sz w:val="22"/>
-          <w:szCs w:val="22"/>
-          <w:lang w:val="en-GB"/>
-        </w:rPr>
-        <w:t xml:space="preserve"> Increasing intensity of blue indicates higher values. Statistically significant differences are annotated as follows:</w:t>
+        <w:t>Figure S</w:t>
+      </w:r>
+      <w:r>
+        <w:rPr>
+          <w:rFonts w:ascii="Calibri" w:hAnsi="Calibri" w:cs="Calibri"/>
+          <w:b/>
+          <w:bCs/>
+          <w:color w:val="000000"/>
+          <w:sz w:val="22"/>
+          <w:szCs w:val="22"/>
+          <w:lang w:val="en-GB"/>
+        </w:rPr>
+        <w:t>4</w:t>
+      </w:r>
+      <w:r>
+        <w:rPr>
+          <w:rFonts w:ascii="Calibri" w:hAnsi="Calibri" w:cs="Calibri"/>
+          <w:b/>
+          <w:bCs/>
+          <w:color w:val="000000"/>
+          <w:sz w:val="22"/>
+          <w:szCs w:val="22"/>
+          <w:lang w:val="en-GB"/>
+        </w:rPr>
+        <w:t>. Heatmap of trace element levels across experimental groups.</w:t>
+      </w:r>
+      <w:r>
+        <w:rPr>
+          <w:rFonts w:ascii="Calibri" w:hAnsi="Calibri" w:cs="Calibri"/>
+          <w:color w:val="000000"/>
+          <w:sz w:val="22"/>
+          <w:szCs w:val="22"/>
+          <w:lang w:val="en-GB"/>
+        </w:rPr>
+        <w:t xml:space="preserve"> Increasing intensity of blue indicates higher values. </w:t>
+      </w:r>
+      <w:r>
+        <w:rPr>
+          <w:rFonts w:ascii="Calibri" w:hAnsi="Calibri" w:cs="Calibri"/>
+          <w:color w:val="000000"/>
+          <w:sz w:val="22"/>
+          <w:szCs w:val="22"/>
+          <w:lang w:val="en-GB"/>
+        </w:rPr>
+        <w:t xml:space="preserve">Abbreviations: </w:t>
+      </w:r>
+      <w:r>
+        <w:rPr>
+          <w:rStyle w:val="Ninguno"/>
+          <w:rFonts w:cs="Arial"/>
+          <w:sz w:val="22"/>
+          <w:szCs w:val="22"/>
+          <w:lang w:val="en-US"/>
+        </w:rPr>
+        <w:t>manganese (Mn), iron (Fe), copper (Cu), cobalt (Co), zinc (Zn), selenium (Se), rubidium (</w:t>
+      </w:r>
+      <w:r>
+        <w:rPr>
+          <w:rStyle w:val="Ninguno"/>
+          <w:rFonts w:cs="Arial"/>
+          <w:sz w:val="22"/>
+          <w:szCs w:val="22"/>
+          <w:vertAlign w:val="superscript"/>
+          <w:lang w:val="en-US"/>
+        </w:rPr>
+        <w:t>85</w:t>
+      </w:r>
+      <w:r>
+        <w:rPr>
+          <w:rStyle w:val="Ninguno"/>
+          <w:rFonts w:cs="Arial"/>
+          <w:sz w:val="22"/>
+          <w:szCs w:val="22"/>
+          <w:lang w:val="en-US"/>
+        </w:rPr>
+        <w:t xml:space="preserve">Rb), molybdenum (Mo), arsenic (As). </w:t>
+      </w:r>
+      <w:r>
+        <w:rPr>
+          <w:rFonts w:ascii="Calibri" w:hAnsi="Calibri" w:cs="Calibri"/>
+          <w:color w:val="000000"/>
+          <w:sz w:val="22"/>
+          <w:szCs w:val="22"/>
+          <w:lang w:val="en-GB"/>
+        </w:rPr>
+        <w:t>Statistically significant differences are annotated as follows:</w:t>
       </w:r>
       <w:r>
         <w:rPr>
@@ -5668,111 +6168,6 @@
           <w:bCs/>
           <w:sz w:val="22"/>
           <w:szCs w:val="22"/>
-        </w:rPr>
-      </w:pPr>
-    </w:p>
-    <w:p>
-      <w:pPr>
-        <w:jc w:val="both"/>
-        <w:rPr>
-          <w:rFonts w:ascii="Calibri" w:hAnsi="Calibri" w:cs="Calibri"/>
-          <w:b/>
-          <w:bCs/>
-          <w:color w:val="000000"/>
-          <w:kern w:val="24"/>
-          <w:sz w:val="22"/>
-          <w:szCs w:val="22"/>
-          <w:lang w:val="en-CA"/>
-        </w:rPr>
-      </w:pPr>
-    </w:p>
-    <w:p>
-      <w:pPr>
-        <w:jc w:val="both"/>
-        <w:rPr>
-          <w:rFonts w:ascii="Calibri" w:hAnsi="Calibri" w:cs="Calibri"/>
-          <w:b/>
-          <w:bCs/>
-          <w:color w:val="000000"/>
-          <w:kern w:val="24"/>
-          <w:sz w:val="22"/>
-          <w:szCs w:val="22"/>
-          <w:lang w:val="en-CA"/>
-        </w:rPr>
-      </w:pPr>
-    </w:p>
-    <w:p>
-      <w:pPr>
-        <w:jc w:val="both"/>
-        <w:rPr>
-          <w:rFonts w:ascii="Calibri" w:hAnsi="Calibri" w:cs="Calibri"/>
-          <w:b/>
-          <w:bCs/>
-          <w:color w:val="000000"/>
-          <w:kern w:val="24"/>
-          <w:sz w:val="22"/>
-          <w:szCs w:val="22"/>
-          <w:lang w:val="en-CA"/>
-        </w:rPr>
-      </w:pPr>
-    </w:p>
-    <w:p>
-      <w:pPr>
-        <w:jc w:val="both"/>
-        <w:rPr>
-          <w:rFonts w:ascii="Calibri" w:hAnsi="Calibri" w:cs="Calibri"/>
-          <w:b/>
-          <w:bCs/>
-          <w:color w:val="000000"/>
-          <w:kern w:val="24"/>
-          <w:sz w:val="22"/>
-          <w:szCs w:val="22"/>
-          <w:lang w:val="en-CA"/>
-        </w:rPr>
-      </w:pPr>
-    </w:p>
-    <w:p>
-      <w:pPr>
-        <w:jc w:val="both"/>
-        <w:rPr>
-          <w:rFonts w:ascii="Calibri" w:hAnsi="Calibri" w:cs="Calibri"/>
-          <w:b/>
-          <w:bCs/>
-          <w:color w:val="000000"/>
-          <w:kern w:val="24"/>
-          <w:sz w:val="22"/>
-          <w:szCs w:val="22"/>
-          <w:lang w:val="en-CA"/>
-        </w:rPr>
-      </w:pPr>
-    </w:p>
-    <w:p>
-      <w:pPr>
-        <w:jc w:val="both"/>
-        <w:rPr>
-          <w:rFonts w:ascii="Calibri" w:hAnsi="Calibri" w:cs="Calibri"/>
-          <w:b/>
-          <w:bCs/>
-          <w:color w:val="000000"/>
-          <w:kern w:val="24"/>
-          <w:sz w:val="22"/>
-          <w:szCs w:val="22"/>
-          <w:lang w:val="en-CA"/>
-        </w:rPr>
-      </w:pPr>
-    </w:p>
-    <w:p>
-      <w:pPr>
-        <w:jc w:val="both"/>
-        <w:rPr>
-          <w:rFonts w:ascii="Calibri" w:hAnsi="Calibri" w:cs="Calibri"/>
-          <w:b/>
-          <w:bCs/>
-          <w:color w:val="000000"/>
-          <w:kern w:val="24"/>
-          <w:sz w:val="22"/>
-          <w:szCs w:val="22"/>
-          <w:lang w:val="en-CA"/>
         </w:rPr>
       </w:pPr>
     </w:p>
@@ -6031,85 +6426,11 @@
           <w14:ligatures w14:val="none"/>
         </w:rPr>
       </w:pPr>
-      <w:r>
-        <w:rPr>
-          <w:rFonts w:ascii="Calibri" w:hAnsi="Calibri" w:cs="Calibri"/>
-          <w:b/>
-          <w:bCs/>
-          <w:color w:val="000000"/>
-          <w:kern w:val="24"/>
-          <w:sz w:val="22"/>
-          <w:szCs w:val="22"/>
-          <w:lang w:val="en-CA"/>
-        </w:rPr>
-        <w:t>Figure S</w:t>
-      </w:r>
-      <w:r>
-        <w:rPr>
-          <w:rFonts w:ascii="Calibri" w:hAnsi="Calibri" w:cs="Calibri"/>
-          <w:b/>
-          <w:bCs/>
-          <w:color w:val="000000"/>
-          <w:kern w:val="24"/>
-          <w:sz w:val="22"/>
-          <w:szCs w:val="22"/>
-          <w:lang w:val="en-CA"/>
-        </w:rPr>
-        <w:t>4</w:t>
-      </w:r>
-      <w:r>
-        <w:rPr>
-          <w:rFonts w:ascii="Calibri" w:hAnsi="Calibri" w:cs="Calibri"/>
-          <w:b/>
-          <w:bCs/>
-          <w:color w:val="000000"/>
-          <w:kern w:val="24"/>
-          <w:sz w:val="22"/>
-          <w:szCs w:val="22"/>
-          <w:lang w:val="en-CA"/>
-        </w:rPr>
-        <w:t xml:space="preserve">. </w:t>
-      </w:r>
-      <w:r>
-        <w:rPr>
-          <w:rFonts w:ascii="Calibri" w:hAnsi="Calibri" w:cs="Calibri"/>
-          <w:b/>
-          <w:bCs/>
-          <w:color w:val="000000"/>
-          <w:kern w:val="24"/>
-          <w:sz w:val="22"/>
-          <w:szCs w:val="22"/>
-          <w:lang w:val="en-CA"/>
-        </w:rPr>
-        <w:t>Representative spectra depending on experimental groups</w:t>
-      </w:r>
-      <w:r>
-        <w:rPr>
-          <w:rFonts w:ascii="Calibri" w:hAnsi="Calibri" w:cs="Calibri"/>
-          <w:b/>
-          <w:bCs/>
-          <w:color w:val="000000"/>
-          <w:kern w:val="24"/>
-          <w:sz w:val="22"/>
-          <w:szCs w:val="22"/>
-          <w:lang w:val="en-CA"/>
-        </w:rPr>
-        <w:t>,</w:t>
-      </w:r>
-      <w:r>
-        <w:rPr>
-          <w:rFonts w:ascii="Calibri" w:hAnsi="Calibri" w:cs="Calibri"/>
-          <w:b/>
-          <w:bCs/>
-          <w:color w:val="000000"/>
-          <w:kern w:val="24"/>
-          <w:sz w:val="22"/>
-          <w:szCs w:val="22"/>
-          <w:lang w:val="en-CA"/>
-        </w:rPr>
-        <w:t xml:space="preserve"> </w:t>
-      </w:r>
-      <w:r>
+    </w:p>
+    <w:p>
+      <w:pPr>
+        <w:spacing w:line="276" w:lineRule="auto"/>
+        <w:jc w:val="both"/>
         <w:rPr>
           <w:rFonts w:ascii="Calibri" w:hAnsi="Calibri" w:cs="Calibri"/>
           <w:b/>
@@ -6121,36 +6442,47 @@
           <w:lang w:val="en-CA"/>
           <w14:ligatures w14:val="none"/>
         </w:rPr>
-        <w:t xml:space="preserve">with the important wavenumbers </w:t>
-      </w:r>
-      <w:r>
-        <w:rPr>
-          <w:rFonts w:ascii="Calibri" w:hAnsi="Calibri" w:cs="Calibri"/>
-          <w:b/>
-          <w:bCs/>
-          <w:color w:val="000000"/>
-          <w:kern w:val="24"/>
-          <w:sz w:val="22"/>
-          <w:szCs w:val="22"/>
-          <w:lang w:val="en-CA"/>
-          <w14:ligatures w14:val="none"/>
-        </w:rPr>
-        <w:t xml:space="preserve">defining the lipid accumulation in the liver of mice. </w:t>
-      </w:r>
-      <w:r>
-        <w:rPr>
-          <w:rFonts w:ascii="Calibri" w:hAnsi="Calibri" w:cs="Calibri"/>
-          <w:b/>
-          <w:bCs/>
-          <w:color w:val="000000"/>
-          <w:kern w:val="24"/>
-          <w:sz w:val="22"/>
-          <w:szCs w:val="22"/>
-          <w:lang w:val="en-CA"/>
-          <w14:ligatures w14:val="none"/>
-        </w:rPr>
-        <w:br w:type="page"/>
-      </w:r>
+      </w:pPr>
+    </w:p>
+    <w:p>
+      <w:pPr>
+        <w:spacing w:line="276" w:lineRule="auto"/>
+        <w:rPr>
+          <w:rFonts w:ascii="Calibri" w:hAnsi="Calibri" w:cs="Calibri"/>
+          <w:sz w:val="22"/>
+          <w:szCs w:val="22"/>
+        </w:rPr>
+      </w:pPr>
+    </w:p>
+    <w:p>
+      <w:pPr>
+        <w:spacing w:line="276" w:lineRule="auto"/>
+        <w:rPr>
+          <w:rFonts w:ascii="Calibri" w:hAnsi="Calibri" w:cs="Calibri"/>
+          <w:sz w:val="22"/>
+          <w:szCs w:val="22"/>
+        </w:rPr>
+      </w:pPr>
+    </w:p>
+    <w:p>
+      <w:pPr>
+        <w:spacing w:line="276" w:lineRule="auto"/>
+        <w:rPr>
+          <w:rFonts w:ascii="Calibri" w:hAnsi="Calibri" w:cs="Calibri"/>
+          <w:sz w:val="22"/>
+          <w:szCs w:val="22"/>
+        </w:rPr>
+      </w:pPr>
+    </w:p>
+    <w:p>
+      <w:pPr>
+        <w:spacing w:line="276" w:lineRule="auto"/>
+        <w:rPr>
+          <w:rFonts w:ascii="Calibri" w:hAnsi="Calibri" w:cs="Calibri"/>
+          <w:sz w:val="22"/>
+          <w:szCs w:val="22"/>
+        </w:rPr>
+      </w:pPr>
     </w:p>
     <w:p>
       <w:pPr>
@@ -6160,203 +6492,6 @@
           <w:rFonts w:ascii="Calibri" w:hAnsi="Calibri" w:cs="Calibri"/>
           <w:b/>
           <w:bCs/>
-          <w:color w:val="000000"/>
-          <w:kern w:val="24"/>
-          <w:sz w:val="22"/>
-          <w:szCs w:val="22"/>
-          <w:lang w:val="en-CA"/>
-          <w14:ligatures w14:val="none"/>
-        </w:rPr>
-      </w:pPr>
-    </w:p>
-    <w:p>
-      <w:pPr>
-        <w:spacing w:line="276" w:lineRule="auto"/>
-        <w:rPr>
-          <w:rFonts w:ascii="Calibri" w:hAnsi="Calibri" w:cs="Calibri"/>
-          <w:sz w:val="22"/>
-          <w:szCs w:val="22"/>
-        </w:rPr>
-      </w:pPr>
-    </w:p>
-    <w:p>
-      <w:pPr>
-        <w:spacing w:line="276" w:lineRule="auto"/>
-        <w:rPr>
-          <w:rFonts w:ascii="Calibri" w:hAnsi="Calibri" w:cs="Calibri"/>
-          <w:sz w:val="22"/>
-          <w:szCs w:val="22"/>
-        </w:rPr>
-      </w:pPr>
-    </w:p>
-    <w:p>
-      <w:pPr>
-        <w:spacing w:line="276" w:lineRule="auto"/>
-        <w:rPr>
-          <w:rFonts w:ascii="Calibri" w:hAnsi="Calibri" w:cs="Calibri"/>
-          <w:sz w:val="22"/>
-          <w:szCs w:val="22"/>
-        </w:rPr>
-      </w:pPr>
-    </w:p>
-    <w:p>
-      <w:pPr>
-        <w:spacing w:line="276" w:lineRule="auto"/>
-        <w:rPr>
-          <w:rFonts w:ascii="Calibri" w:hAnsi="Calibri" w:cs="Calibri"/>
-          <w:sz w:val="22"/>
-          <w:szCs w:val="22"/>
-        </w:rPr>
-      </w:pPr>
-    </w:p>
-    <w:p>
-      <w:pPr>
-        <w:spacing w:line="276" w:lineRule="auto"/>
-        <w:rPr>
-          <w:rFonts w:ascii="Calibri" w:hAnsi="Calibri" w:cs="Calibri"/>
-          <w:sz w:val="22"/>
-          <w:szCs w:val="22"/>
-        </w:rPr>
-      </w:pPr>
-    </w:p>
-    <w:p>
-      <w:pPr>
-        <w:spacing w:line="276" w:lineRule="auto"/>
-        <w:jc w:val="both"/>
-        <w:rPr>
-          <w:rFonts w:ascii="Calibri" w:hAnsi="Calibri" w:cs="Calibri"/>
-          <w:b/>
-          <w:bCs/>
-          <w:sz w:val="22"/>
-          <w:szCs w:val="22"/>
-        </w:rPr>
-      </w:pPr>
-    </w:p>
-    <w:p>
-      <w:pPr>
-        <w:spacing w:line="276" w:lineRule="auto"/>
-        <w:jc w:val="both"/>
-        <w:rPr>
-          <w:rFonts w:ascii="Calibri" w:hAnsi="Calibri" w:cs="Calibri"/>
-          <w:b/>
-          <w:bCs/>
-          <w:sz w:val="22"/>
-          <w:szCs w:val="22"/>
-        </w:rPr>
-      </w:pPr>
-    </w:p>
-    <w:p>
-      <w:pPr>
-        <w:spacing w:line="276" w:lineRule="auto"/>
-        <w:jc w:val="both"/>
-        <w:rPr>
-          <w:rFonts w:ascii="Calibri" w:hAnsi="Calibri" w:cs="Calibri"/>
-          <w:b/>
-          <w:bCs/>
-          <w:sz w:val="22"/>
-          <w:szCs w:val="22"/>
-        </w:rPr>
-      </w:pPr>
-    </w:p>
-    <w:p>
-      <w:pPr>
-        <w:spacing w:line="276" w:lineRule="auto"/>
-        <w:jc w:val="both"/>
-        <w:rPr>
-          <w:rFonts w:ascii="Calibri" w:hAnsi="Calibri" w:cs="Calibri"/>
-          <w:b/>
-          <w:bCs/>
-          <w:sz w:val="22"/>
-          <w:szCs w:val="22"/>
-        </w:rPr>
-      </w:pPr>
-    </w:p>
-    <w:p>
-      <w:pPr>
-        <w:spacing w:line="276" w:lineRule="auto"/>
-        <w:jc w:val="both"/>
-        <w:rPr>
-          <w:rFonts w:ascii="Calibri" w:hAnsi="Calibri" w:cs="Calibri"/>
-          <w:b/>
-          <w:bCs/>
-          <w:sz w:val="22"/>
-          <w:szCs w:val="22"/>
-        </w:rPr>
-      </w:pPr>
-    </w:p>
-    <w:p>
-      <w:pPr>
-        <w:spacing w:line="276" w:lineRule="auto"/>
-        <w:jc w:val="both"/>
-        <w:rPr>
-          <w:rFonts w:ascii="Calibri" w:hAnsi="Calibri" w:cs="Calibri"/>
-          <w:b/>
-          <w:bCs/>
-          <w:sz w:val="22"/>
-          <w:szCs w:val="22"/>
-        </w:rPr>
-      </w:pPr>
-    </w:p>
-    <w:p>
-      <w:pPr>
-        <w:spacing w:line="276" w:lineRule="auto"/>
-        <w:jc w:val="both"/>
-        <w:rPr>
-          <w:rFonts w:ascii="Calibri" w:hAnsi="Calibri" w:cs="Calibri"/>
-          <w:b/>
-          <w:bCs/>
-          <w:sz w:val="22"/>
-          <w:szCs w:val="22"/>
-        </w:rPr>
-      </w:pPr>
-    </w:p>
-    <w:p>
-      <w:pPr>
-        <w:spacing w:line="276" w:lineRule="auto"/>
-        <w:jc w:val="both"/>
-        <w:rPr>
-          <w:rFonts w:ascii="Calibri" w:hAnsi="Calibri" w:cs="Calibri"/>
-          <w:b/>
-          <w:bCs/>
-          <w:sz w:val="22"/>
-          <w:szCs w:val="22"/>
-        </w:rPr>
-      </w:pPr>
-    </w:p>
-    <w:p>
-      <w:pPr>
-        <w:spacing w:line="276" w:lineRule="auto"/>
-        <w:jc w:val="both"/>
-        <w:rPr>
-          <w:rFonts w:ascii="Calibri" w:hAnsi="Calibri" w:cs="Calibri"/>
-          <w:b/>
-          <w:bCs/>
-          <w:sz w:val="22"/>
-          <w:szCs w:val="22"/>
-        </w:rPr>
-      </w:pPr>
-    </w:p>
-    <w:p>
-      <w:pPr>
-        <w:spacing w:line="276" w:lineRule="auto"/>
-        <w:jc w:val="both"/>
-        <w:rPr>
-          <w:rFonts w:ascii="Calibri" w:hAnsi="Calibri" w:cs="Calibri"/>
-          <w:b/>
-          <w:bCs/>
-          <w:sz w:val="22"/>
-          <w:szCs w:val="22"/>
-        </w:rPr>
-      </w:pPr>
-    </w:p>
-    <w:p>
-      <w:pPr>
-        <w:spacing w:line="276" w:lineRule="auto"/>
-        <w:jc w:val="both"/>
-        <w:rPr>
-          <w:rFonts w:ascii="Calibri" w:hAnsi="Calibri" w:cs="Calibri"/>
-          <w:b/>
-          <w:bCs/>
           <w:sz w:val="22"/>
           <w:szCs w:val="22"/>
         </w:rPr>
@@ -6364,7 +6499,7 @@
     </w:p>
     <w:tbl>
       <w:tblPr>
-        <w:tblpPr w:leftFromText="141" w:rightFromText="141" w:vertAnchor="page" w:horzAnchor="margin" w:tblpY="6349"/>
+        <w:tblpPr w:leftFromText="141" w:rightFromText="141" w:vertAnchor="page" w:horzAnchor="margin" w:tblpY="5822"/>
         <w:tblW w:w="9820" w:type="dxa"/>
         <w:tblCellMar>
           <w:left w:w="0" w:type="dxa"/>
@@ -6390,7 +6525,6 @@
               <w:bottom w:val="single" w:sz="8" w:space="0" w:color="000000"/>
               <w:right w:val="nil"/>
             </w:tcBorders>
-            <w:shd w:val="clear" w:color="auto" w:fill="auto"/>
             <w:tcMar>
               <w:top w:w="15" w:type="dxa"/>
               <w:left w:w="108" w:type="dxa"/>
@@ -6415,7 +6549,25 @@
                 <w:szCs w:val="22"/>
                 <w:lang w:val="en-US"/>
               </w:rPr>
-              <w:t> 5’ -3’</w:t>
+              <w:t> 5’ -</w:t>
+            </w:r>
+            <w:r>
+              <w:rPr>
+                <w:rFonts w:ascii="Calibri" w:hAnsi="Calibri" w:cs="Calibri"/>
+                <w:sz w:val="22"/>
+                <w:szCs w:val="22"/>
+                <w:lang w:val="en-US"/>
+              </w:rPr>
+              <w:t xml:space="preserve"> </w:t>
+            </w:r>
+            <w:r>
+              <w:rPr>
+                <w:rFonts w:ascii="Calibri" w:hAnsi="Calibri" w:cs="Calibri"/>
+                <w:sz w:val="22"/>
+                <w:szCs w:val="22"/>
+                <w:lang w:val="en-US"/>
+              </w:rPr>
+              <w:t>3’</w:t>
             </w:r>
           </w:p>
         </w:tc>
@@ -6428,7 +6580,6 @@
               <w:bottom w:val="single" w:sz="8" w:space="0" w:color="000000"/>
               <w:right w:val="nil"/>
             </w:tcBorders>
-            <w:shd w:val="clear" w:color="auto" w:fill="auto"/>
             <w:tcMar>
               <w:top w:w="15" w:type="dxa"/>
               <w:left w:w="108" w:type="dxa"/>
@@ -6468,7 +6619,6 @@
               <w:bottom w:val="single" w:sz="8" w:space="0" w:color="000000"/>
               <w:right w:val="nil"/>
             </w:tcBorders>
-            <w:shd w:val="clear" w:color="auto" w:fill="auto"/>
             <w:tcMar>
               <w:top w:w="15" w:type="dxa"/>
               <w:left w:w="108" w:type="dxa"/>
@@ -6511,7 +6661,6 @@
               <w:bottom w:val="nil"/>
               <w:right w:val="single" w:sz="8" w:space="0" w:color="000000"/>
             </w:tcBorders>
-            <w:shd w:val="clear" w:color="auto" w:fill="auto"/>
             <w:tcMar>
               <w:top w:w="15" w:type="dxa"/>
               <w:left w:w="108" w:type="dxa"/>
@@ -6551,7 +6700,6 @@
               <w:bottom w:val="nil"/>
               <w:right w:val="nil"/>
             </w:tcBorders>
-            <w:shd w:val="clear" w:color="auto" w:fill="auto"/>
             <w:tcMar>
               <w:top w:w="15" w:type="dxa"/>
               <w:left w:w="108" w:type="dxa"/>
@@ -6589,7 +6737,6 @@
               <w:bottom w:val="nil"/>
               <w:right w:val="nil"/>
             </w:tcBorders>
-            <w:shd w:val="clear" w:color="auto" w:fill="auto"/>
             <w:tcMar>
               <w:top w:w="15" w:type="dxa"/>
               <w:left w:w="108" w:type="dxa"/>
@@ -6632,7 +6779,6 @@
               <w:bottom w:val="nil"/>
               <w:right w:val="single" w:sz="8" w:space="0" w:color="000000"/>
             </w:tcBorders>
-            <w:shd w:val="clear" w:color="auto" w:fill="auto"/>
             <w:tcMar>
               <w:top w:w="15" w:type="dxa"/>
               <w:left w:w="108" w:type="dxa"/>
@@ -6674,7 +6820,6 @@
               <w:bottom w:val="nil"/>
               <w:right w:val="nil"/>
             </w:tcBorders>
-            <w:shd w:val="clear" w:color="auto" w:fill="auto"/>
             <w:tcMar>
               <w:top w:w="15" w:type="dxa"/>
               <w:left w:w="108" w:type="dxa"/>
@@ -6712,7 +6857,6 @@
               <w:bottom w:val="nil"/>
               <w:right w:val="nil"/>
             </w:tcBorders>
-            <w:shd w:val="clear" w:color="auto" w:fill="auto"/>
             <w:tcMar>
               <w:top w:w="15" w:type="dxa"/>
               <w:left w:w="108" w:type="dxa"/>
@@ -6755,7 +6899,6 @@
               <w:bottom w:val="nil"/>
               <w:right w:val="single" w:sz="8" w:space="0" w:color="000000"/>
             </w:tcBorders>
-            <w:shd w:val="clear" w:color="auto" w:fill="auto"/>
             <w:tcMar>
               <w:top w:w="15" w:type="dxa"/>
               <w:left w:w="108" w:type="dxa"/>
@@ -6795,7 +6938,6 @@
               <w:bottom w:val="nil"/>
               <w:right w:val="nil"/>
             </w:tcBorders>
-            <w:shd w:val="clear" w:color="auto" w:fill="auto"/>
             <w:tcMar>
               <w:top w:w="15" w:type="dxa"/>
               <w:left w:w="108" w:type="dxa"/>
@@ -6833,7 +6975,6 @@
               <w:bottom w:val="nil"/>
               <w:right w:val="nil"/>
             </w:tcBorders>
-            <w:shd w:val="clear" w:color="auto" w:fill="auto"/>
             <w:tcMar>
               <w:top w:w="15" w:type="dxa"/>
               <w:left w:w="108" w:type="dxa"/>
@@ -6876,7 +7017,6 @@
               <w:bottom w:val="nil"/>
               <w:right w:val="single" w:sz="8" w:space="0" w:color="000000"/>
             </w:tcBorders>
-            <w:shd w:val="clear" w:color="auto" w:fill="auto"/>
             <w:tcMar>
               <w:top w:w="15" w:type="dxa"/>
               <w:left w:w="108" w:type="dxa"/>
@@ -6916,7 +7056,6 @@
               <w:bottom w:val="nil"/>
               <w:right w:val="nil"/>
             </w:tcBorders>
-            <w:shd w:val="clear" w:color="auto" w:fill="auto"/>
             <w:tcMar>
               <w:top w:w="15" w:type="dxa"/>
               <w:left w:w="108" w:type="dxa"/>
@@ -6954,7 +7093,6 @@
               <w:bottom w:val="nil"/>
               <w:right w:val="nil"/>
             </w:tcBorders>
-            <w:shd w:val="clear" w:color="auto" w:fill="auto"/>
             <w:tcMar>
               <w:top w:w="15" w:type="dxa"/>
               <w:left w:w="108" w:type="dxa"/>
@@ -6970,6 +7108,7 @@
                 <w:rFonts w:ascii="Calibri" w:hAnsi="Calibri" w:cs="Calibri"/>
                 <w:sz w:val="22"/>
                 <w:szCs w:val="22"/>
+                <w:lang w:val="en-US"/>
               </w:rPr>
             </w:pPr>
             <w:r>
@@ -6984,6 +7123,132 @@
           </w:p>
         </w:tc>
       </w:tr>
+      <w:tr>
+        <w:trPr>
+          <w:trHeight w:val="307"/>
+        </w:trPr>
+        <w:tc>
+          <w:tcPr>
+            <w:tcW w:w="2127" w:type="dxa"/>
+            <w:tcBorders>
+              <w:top w:val="nil"/>
+              <w:left w:val="nil"/>
+              <w:bottom w:val="nil"/>
+              <w:right w:val="single" w:sz="8" w:space="0" w:color="000000"/>
+            </w:tcBorders>
+            <w:tcMar>
+              <w:top w:w="15" w:type="dxa"/>
+              <w:left w:w="108" w:type="dxa"/>
+              <w:bottom w:w="0" w:type="dxa"/>
+              <w:right w:w="108" w:type="dxa"/>
+            </w:tcMar>
+          </w:tcPr>
+          <w:p>
+            <w:pPr>
+              <w:spacing w:line="276" w:lineRule="auto"/>
+              <w:rPr>
+                <w:rFonts w:ascii="Calibri" w:hAnsi="Calibri" w:cs="Calibri"/>
+                <w:i/>
+                <w:iCs/>
+                <w:sz w:val="22"/>
+                <w:szCs w:val="22"/>
+                <w:lang w:val="en-US"/>
+              </w:rPr>
+            </w:pPr>
+            <w:r>
+              <w:rPr>
+                <w:rFonts w:ascii="Calibri" w:hAnsi="Calibri" w:cs="Calibri"/>
+                <w:i/>
+                <w:iCs/>
+                <w:sz w:val="22"/>
+                <w:szCs w:val="22"/>
+                <w:lang w:val="en-US"/>
+              </w:rPr>
+              <w:t>Fsp27</w:t>
+            </w:r>
+          </w:p>
+        </w:tc>
+        <w:tc>
+          <w:tcPr>
+            <w:tcW w:w="3936" w:type="dxa"/>
+            <w:tcBorders>
+              <w:top w:val="nil"/>
+              <w:left w:val="single" w:sz="8" w:space="0" w:color="000000"/>
+              <w:bottom w:val="nil"/>
+              <w:right w:val="nil"/>
+            </w:tcBorders>
+            <w:tcMar>
+              <w:top w:w="15" w:type="dxa"/>
+              <w:left w:w="108" w:type="dxa"/>
+              <w:bottom w:w="0" w:type="dxa"/>
+              <w:right w:w="108" w:type="dxa"/>
+            </w:tcMar>
+          </w:tcPr>
+          <w:p>
+            <w:pPr>
+              <w:spacing w:line="276" w:lineRule="auto"/>
+              <w:rPr>
+                <w:rFonts w:ascii="Calibri" w:hAnsi="Calibri" w:cs="Calibri"/>
+                <w:sz w:val="22"/>
+                <w:szCs w:val="22"/>
+                <w:lang w:val="en-US"/>
+              </w:rPr>
+            </w:pPr>
+            <w:r>
+              <w:rPr>
+                <w:rFonts w:ascii="Calibri" w:eastAsia="Times New Roman" w:hAnsi="Calibri" w:cs="Calibri"/>
+                <w:color w:val="000000"/>
+                <w:kern w:val="0"/>
+                <w:sz w:val="22"/>
+                <w:szCs w:val="22"/>
+                <w:lang w:eastAsia="fr-FR"/>
+                <w14:ligatures w14:val="none"/>
+              </w:rPr>
+              <w:t>ATGGACTACGCCATGAAGTCT</w:t>
+            </w:r>
+          </w:p>
+        </w:tc>
+        <w:tc>
+          <w:tcPr>
+            <w:tcW w:w="3757" w:type="dxa"/>
+            <w:tcBorders>
+              <w:top w:val="nil"/>
+              <w:left w:val="nil"/>
+              <w:bottom w:val="nil"/>
+              <w:right w:val="nil"/>
+            </w:tcBorders>
+            <w:tcMar>
+              <w:top w:w="15" w:type="dxa"/>
+              <w:left w:w="108" w:type="dxa"/>
+              <w:bottom w:w="0" w:type="dxa"/>
+              <w:right w:w="108" w:type="dxa"/>
+            </w:tcMar>
+          </w:tcPr>
+          <w:p>
+            <w:pPr>
+              <w:spacing w:line="276" w:lineRule="auto"/>
+              <w:rPr>
+                <w:rFonts w:ascii="Calibri" w:hAnsi="Calibri" w:cs="Calibri"/>
+                <w:sz w:val="22"/>
+                <w:szCs w:val="22"/>
+                <w:lang w:val="en-US"/>
+              </w:rPr>
+            </w:pPr>
+            <w:r>
+              <w:rPr>
+                <w:rFonts w:ascii="Calibri" w:eastAsia="Times New Roman" w:hAnsi="Calibri" w:cs="Calibri"/>
+                <w:color w:val="000000"/>
+                <w:kern w:val="0"/>
+                <w:sz w:val="22"/>
+                <w:szCs w:val="22"/>
+                <w:lang w:eastAsia="fr-FR"/>
+                <w14:ligatures w14:val="none"/>
+              </w:rPr>
+              <w:t>CGGTGCTAACACGACAGGG</w:t>
+            </w:r>
+          </w:p>
+        </w:tc>
+      </w:tr>
     </w:tbl>
     <w:p>
       <w:pPr>
@@ -6991,6 +7256,19 @@
         <w:jc w:val="both"/>
         <w:rPr>
           <w:rFonts w:ascii="Calibri" w:hAnsi="Calibri" w:cs="Calibri"/>
+          <w:b/>
+          <w:bCs/>
+          <w:sz w:val="22"/>
+          <w:szCs w:val="22"/>
+        </w:rPr>
+      </w:pPr>
+    </w:p>
+    <w:p>
+      <w:pPr>
+        <w:spacing w:line="276" w:lineRule="auto"/>
+        <w:jc w:val="both"/>
+        <w:rPr>
+          <w:rFonts w:ascii="Calibri" w:hAnsi="Calibri" w:cs="Calibri"/>
           <w:sz w:val="22"/>
           <w:szCs w:val="22"/>
         </w:rPr>
@@ -7144,6 +7422,87 @@
           <w:lang w:val="en-US"/>
         </w:rPr>
         <w:t>, α2-macroglobuline</w:t>
+      </w:r>
+      <w:r>
+        <w:rPr>
+          <w:rFonts w:ascii="Calibri" w:hAnsi="Calibri" w:cs="Calibri"/>
+          <w:sz w:val="22"/>
+          <w:szCs w:val="22"/>
+          <w:lang w:val="en-US"/>
+        </w:rPr>
+        <w:t xml:space="preserve">; </w:t>
+      </w:r>
+      <w:r>
+        <w:rPr>
+          <w:rFonts w:ascii="Calibri" w:hAnsi="Calibri" w:cs="Calibri"/>
+          <w:i/>
+          <w:iCs/>
+          <w:color w:val="000000" w:themeColor="text1"/>
+          <w:sz w:val="22"/>
+          <w:szCs w:val="22"/>
+          <w:lang w:val="en-US"/>
+        </w:rPr>
+        <w:t>Fsp27</w:t>
+      </w:r>
+      <w:r>
+        <w:rPr>
+          <w:rFonts w:ascii="Calibri" w:hAnsi="Calibri" w:cs="Calibri"/>
+          <w:color w:val="000000" w:themeColor="text1"/>
+          <w:sz w:val="22"/>
+          <w:szCs w:val="22"/>
+          <w:lang w:val="en-US"/>
+        </w:rPr>
+        <w:t xml:space="preserve"> </w:t>
+      </w:r>
+      <w:r>
+        <w:rPr>
+          <w:rStyle w:val="Accentuation"/>
+          <w:rFonts w:ascii="Calibri" w:hAnsi="Calibri" w:cs="Calibri"/>
+          <w:i w:val="0"/>
+          <w:iCs w:val="0"/>
+          <w:color w:val="000000" w:themeColor="text1"/>
+          <w:sz w:val="22"/>
+          <w:szCs w:val="22"/>
+        </w:rPr>
+        <w:t>Fat-</w:t>
+      </w:r>
+      <w:proofErr w:type="spellStart"/>
+      <w:r>
+        <w:rPr>
+          <w:rStyle w:val="Accentuation"/>
+          <w:rFonts w:ascii="Calibri" w:hAnsi="Calibri" w:cs="Calibri"/>
+          <w:i w:val="0"/>
+          <w:iCs w:val="0"/>
+          <w:color w:val="000000" w:themeColor="text1"/>
+          <w:sz w:val="22"/>
+          <w:szCs w:val="22"/>
+        </w:rPr>
+        <w:t>specific</w:t>
+      </w:r>
+      <w:proofErr w:type="spellEnd"/>
+      <w:r>
+        <w:rPr>
+          <w:rStyle w:val="Accentuation"/>
+          <w:rFonts w:ascii="Calibri" w:hAnsi="Calibri" w:cs="Calibri"/>
+          <w:i w:val="0"/>
+          <w:iCs w:val="0"/>
+          <w:color w:val="000000" w:themeColor="text1"/>
+          <w:sz w:val="22"/>
+          <w:szCs w:val="22"/>
+        </w:rPr>
+        <w:t xml:space="preserve"> protein 27</w:t>
+      </w:r>
+      <w:r>
+        <w:rPr>
+          <w:rStyle w:val="Accentuation"/>
+          <w:rFonts w:ascii="Calibri" w:hAnsi="Calibri" w:cs="Calibri"/>
+          <w:i w:val="0"/>
+          <w:iCs w:val="0"/>
+          <w:color w:val="000000" w:themeColor="text1"/>
+          <w:sz w:val="22"/>
+          <w:szCs w:val="22"/>
+        </w:rPr>
+        <w:t>.</w:t>
       </w:r>
     </w:p>
     <w:p>
@@ -7188,53 +7547,6 @@
     </w:sectPr>
   </w:body>
 </w:document>
-</file>
-
-<file path=word/comments.xml><?xml version="1.0" encoding="utf-8"?>
-<w:comments xmlns:wpc="http://schemas.microsoft.com/office/word/2010/wordprocessingCanvas" xmlns:cx="http://schemas.microsoft.com/office/drawing/2014/chartex" xmlns:cx1="http://schemas.microsoft.com/office/drawing/2015/9/8/chartex" xmlns:cx2="http://schemas.microsoft.com/office/drawing/2015/10/21/chartex" xmlns:cx3="http://schemas.microsoft.com/office/drawing/2016/5/9/chartex" xmlns:cx4="http://schemas.microsoft.com/office/drawing/2016/5/10/chartex" xmlns:cx5="http://schemas.microsoft.com/office/drawing/2016/5/11/chartex" xmlns:cx6="http://schemas.microsoft.com/office/drawing/2016/5/12/chartex" xmlns:cx7="http://schemas.microsoft.com/office/drawing/2016/5/13/chartex" xmlns:cx8="http://schemas.microsoft.com/office/drawing/2016/5/14/chartex" xmlns:mc="http://schemas.openxmlformats.org/markup-compatibility/2006" xmlns:aink="http://schemas.microsoft.com/office/drawing/2016/ink" xmlns:am3d="http://schemas.microsoft.com/office/drawing/2017/model3d" xmlns:o="urn:schemas-microsoft-com:office:office" xmlns:oel="http://schemas.microsoft.com/office/2019/extlst" xmlns:r="http://schemas.openxmlformats.org/officeDocument/2006/relationships" xmlns:m="http://schemas.openxmlformats.org/officeDocument/2006/math" xmlns:v="urn:schemas-microsoft-com:vml" xmlns:wp14="http://schemas.microsoft.com/office/word/2010/wordprocessingDrawing" xmlns:wp="http://schemas.openxmlformats.org/drawingml/2006/wordprocessingDrawing" xmlns:w10="urn:schemas-microsoft-com:office:word" xmlns:w="http://schemas.openxmlformats.org/wordprocessingml/2006/main" xmlns:w14="http://schemas.microsoft.com/office/word/2010/wordml" xmlns:w15="http://schemas.microsoft.com/office/word/2012/wordml" xmlns:w16cex="http://schemas.microsoft.com/office/word/2018/wordml/cex" xmlns:w16cid="http://schemas.microsoft.com/office/word/2016/wordml/cid" xmlns:w16="http://schemas.microsoft.com/office/word/2018/wordml" xmlns:w16du="http://schemas.microsoft.com/office/word/2023/wordml/word16du" xmlns:w16sdtdh="http://schemas.microsoft.com/office/word/2020/wordml/sdtdatahash" xmlns:w16sdtfl="http://schemas.microsoft.com/office/word/2024/wordml/sdtformatlock" xmlns:w16se="http://schemas.microsoft.com/office/word/2015/wordml/symex" xmlns:wpg="http://schemas.microsoft.com/office/word/2010/wordprocessingGroup" xmlns:wpi="http://schemas.microsoft.com/office/word/2010/wordprocessingInk" xmlns:wne="http://schemas.microsoft.com/office/word/2006/wordml" xmlns:wps="http://schemas.microsoft.com/office/word/2010/wordprocessingShape" mc:Ignorable="w14 w15 w16se w16cid w16 w16cex w16sdtdh w16sdtfl w16du wp14">
-  <w:comment w:id="0" w:author="Microsoft Office User" w:date="2025-07-30T17:35:00Z" w:initials="MOU">
-    <w:p>
-      <w:pPr>
-        <w:pStyle w:val="Commentaire"/>
-      </w:pPr>
-      <w:r>
-        <w:rPr>
-          <w:rStyle w:val="Marquedecommentaire"/>
-        </w:rPr>
-        <w:annotationRef/>
-      </w:r>
-      <w:r>
-        <w:t xml:space="preserve">Ajouter les correspondances des abréviations. </w:t>
-      </w:r>
-    </w:p>
-  </w:comment>
-</w:comments>
-</file>
-
-<file path=word/commentsExtended.xml><?xml version="1.0" encoding="utf-8"?>
-<w15:commentsEx xmlns:wpc="http://schemas.microsoft.com/office/word/2010/wordprocessingCanvas" xmlns:cx="http://schemas.microsoft.com/office/drawing/2014/chartex" xmlns:cx1="http://schemas.microsoft.com/office/drawing/2015/9/8/chartex" xmlns:cx2="http://schemas.microsoft.com/office/drawing/2015/10/21/chartex" xmlns:cx3="http://schemas.microsoft.com/office/drawing/2016/5/9/chartex" xmlns:cx4="http://schemas.microsoft.com/office/drawing/2016/5/10/chartex" xmlns:cx5="http://schemas.microsoft.com/office/drawing/2016/5/11/chartex" xmlns:cx6="http://schemas.microsoft.com/office/drawing/2016/5/12/chartex" xmlns:cx7="http://schemas.microsoft.com/office/drawing/2016/5/13/chartex" xmlns:cx8="http://schemas.microsoft.com/office/drawing/2016/5/14/chartex" xmlns:mc="http://schemas.openxmlformats.org/markup-compatibility/2006" xmlns:aink="http://schemas.microsoft.com/office/drawing/2016/ink" xmlns:am3d="http://schemas.microsoft.com/office/drawing/2017/model3d" xmlns:o="urn:schemas-microsoft-com:office:office" xmlns:oel="http://schemas.microsoft.com/office/2019/extlst" xmlns:r="http://schemas.openxmlformats.org/officeDocument/2006/relationships" xmlns:m="http://schemas.openxmlformats.org/officeDocument/2006/math" xmlns:v="urn:schemas-microsoft-com:vml" xmlns:wp14="http://schemas.microsoft.com/office/word/2010/wordprocessingDrawing" xmlns:wp="http://schemas.openxmlformats.org/drawingml/2006/wordprocessingDrawing" xmlns:w10="urn:schemas-microsoft-com:office:word" xmlns:w="http://schemas.openxmlformats.org/wordprocessingml/2006/main" xmlns:w14="http://schemas.microsoft.com/office/word/2010/wordml" xmlns:w15="http://schemas.microsoft.com/office/word/2012/wordml" xmlns:w16cex="http://schemas.microsoft.com/office/word/2018/wordml/cex" xmlns:w16cid="http://schemas.microsoft.com/office/word/2016/wordml/cid" xmlns:w16="http://schemas.microsoft.com/office/word/2018/wordml" xmlns:w16du="http://schemas.microsoft.com/office/word/2023/wordml/word16du" xmlns:w16sdtdh="http://schemas.microsoft.com/office/word/2020/wordml/sdtdatahash" xmlns:w16sdtfl="http://schemas.microsoft.com/office/word/2024/wordml/sdtformatlock" xmlns:w16se="http://schemas.microsoft.com/office/word/2015/wordml/symex" xmlns:wpg="http://schemas.microsoft.com/office/word/2010/wordprocessingGroup" xmlns:wpi="http://schemas.microsoft.com/office/word/2010/wordprocessingInk" xmlns:wne="http://schemas.microsoft.com/office/word/2006/wordml" xmlns:wps="http://schemas.microsoft.com/office/word/2010/wordprocessingShape" mc:Ignorable="w14 w15 w16se w16cid w16 w16cex w16sdtdh w16sdtfl w16du wp14">
-  <w15:commentEx w15:paraId="2DB45E35" w15:done="0"/>
-</w15:commentsEx>
-</file>
-
-<file path=word/commentsExtensible.xml><?xml version="1.0" encoding="utf-8"?>
-<w16cex:commentsExtensible xmlns:wpc="http://schemas.microsoft.com/office/word/2010/wordprocessingCanvas" xmlns:cx="http://schemas.microsoft.com/office/drawing/2014/chartex" xmlns:cx1="http://schemas.microsoft.com/office/drawing/2015/9/8/chartex" xmlns:cx2="http://schemas.microsoft.com/office/drawing/2015/10/21/chartex" xmlns:cx3="http://schemas.microsoft.com/office/drawing/2016/5/9/chartex" xmlns:cx4="http://schemas.microsoft.com/office/drawing/2016/5/10/chartex" xmlns:cx5="http://schemas.microsoft.com/office/drawing/2016/5/11/chartex" xmlns:cx6="http://schemas.microsoft.com/office/drawing/2016/5/12/chartex" xmlns:cx7="http://schemas.microsoft.com/office/drawing/2016/5/13/chartex" xmlns:cx8="http://schemas.microsoft.com/office/drawing/2016/5/14/chartex" xmlns:cr="http://schemas.microsoft.com/office/comments/2020/reactions" xmlns:mc="http://schemas.openxmlformats.org/markup-compatibility/2006" xmlns:aink="http://schemas.microsoft.com/office/drawing/2016/ink" xmlns:am3d="http://schemas.microsoft.com/office/drawing/2017/model3d" xmlns:o="urn:schemas-microsoft-com:office:office" xmlns:oel="http://schemas.microsoft.com/office/2019/extlst" xmlns:r="http://schemas.openxmlformats.org/officeDocument/2006/relationships" xmlns:m="http://schemas.openxmlformats.org/officeDocument/2006/math" xmlns:v="urn:schemas-microsoft-com:vml" xmlns:wp14="http://schemas.microsoft.com/office/word/2010/wordprocessingDrawing" xmlns:wp="http://schemas.openxmlformats.org/drawingml/2006/wordprocessingDrawing" xmlns:w10="urn:schemas-microsoft-com:office:word" xmlns:w="http://schemas.openxmlformats.org/wordprocessingml/2006/main" xmlns:w14="http://schemas.microsoft.com/office/word/2010/wordml" xmlns:w15="http://schemas.microsoft.com/office/word/2012/wordml" xmlns:w16cex="http://schemas.microsoft.com/office/word/2018/wordml/cex" xmlns:w16cid="http://schemas.microsoft.com/office/word/2016/wordml/cid" xmlns:w16="http://schemas.microsoft.com/office/word/2018/wordml" xmlns:w16du="http://schemas.microsoft.com/office/word/2023/wordml/word16du" xmlns:w16sdtdh="http://schemas.microsoft.com/office/word/2020/wordml/sdtdatahash" xmlns:w16sdtfl="http://schemas.microsoft.com/office/word/2024/wordml/sdtformatlock" xmlns:w16se="http://schemas.microsoft.com/office/word/2015/wordml/symex" xmlns:wpg="http://schemas.microsoft.com/office/word/2010/wordprocessingGroup" xmlns:wpi="http://schemas.microsoft.com/office/word/2010/wordprocessingInk" xmlns:wne="http://schemas.microsoft.com/office/word/2006/wordml" xmlns:wps="http://schemas.microsoft.com/office/word/2010/wordprocessingShape" mc:Ignorable="w14 w15 w16se w16cid w16 w16cex w16sdtdh w16sdtfl cr w16du wp14">
-  <w16cex:commentExtensible w16cex:durableId="304CE5B2" w16cex:dateUtc="2025-07-30T15:35:00Z"/>
-</w16cex:commentsExtensible>
-</file>
-
-<file path=word/commentsIds.xml><?xml version="1.0" encoding="utf-8"?>
-<w16cid:commentsIds xmlns:wpc="http://schemas.microsoft.com/office/word/2010/wordprocessingCanvas" xmlns:cx="http://schemas.microsoft.com/office/drawing/2014/chartex" xmlns:cx1="http://schemas.microsoft.com/office/drawing/2015/9/8/chartex" xmlns:cx2="http://schemas.microsoft.com/office/drawing/2015/10/21/chartex" xmlns:cx3="http://schemas.microsoft.com/office/drawing/2016/5/9/chartex" xmlns:cx4="http://schemas.microsoft.com/office/drawing/2016/5/10/chartex" xmlns:cx5="http://schemas.microsoft.com/office/drawing/2016/5/11/chartex" xmlns:cx6="http://schemas.microsoft.com/office/drawing/2016/5/12/chartex" xmlns:cx7="http://schemas.microsoft.com/office/drawing/2016/5/13/chartex" xmlns:cx8="http://schemas.microsoft.com/office/drawing/2016/5/14/chartex" xmlns:mc="http://schemas.openxmlformats.org/markup-compatibility/2006" xmlns:aink="http://schemas.microsoft.com/office/drawing/2016/ink" xmlns:am3d="http://schemas.microsoft.com/office/drawing/2017/model3d" xmlns:o="urn:schemas-microsoft-com:office:office" xmlns:oel="http://schemas.microsoft.com/office/2019/extlst" xmlns:r="http://schemas.openxmlformats.org/officeDocument/2006/relationships" xmlns:m="http://schemas.openxmlformats.org/officeDocument/2006/math" xmlns:v="urn:schemas-microsoft-com:vml" xmlns:wp14="http://schemas.microsoft.com/office/word/2010/wordprocessingDrawing" xmlns:wp="http://schemas.openxmlformats.org/drawingml/2006/wordprocessingDrawing" xmlns:w10="urn:schemas-microsoft-com:office:word" xmlns:w="http://schemas.openxmlformats.org/wordprocessingml/2006/main" xmlns:w14="http://schemas.microsoft.com/office/word/2010/wordml" xmlns:w15="http://schemas.microsoft.com/office/word/2012/wordml" xmlns:w16cex="http://schemas.microsoft.com/office/word/2018/wordml/cex" xmlns:w16cid="http://schemas.microsoft.com/office/word/2016/wordml/cid" xmlns:w16="http://schemas.microsoft.com/office/word/2018/wordml" xmlns:w16du="http://schemas.microsoft.com/office/word/2023/wordml/word16du" xmlns:w16sdtdh="http://schemas.microsoft.com/office/word/2020/wordml/sdtdatahash" xmlns:w16sdtfl="http://schemas.microsoft.com/office/word/2024/wordml/sdtformatlock" xmlns:w16se="http://schemas.microsoft.com/office/word/2015/wordml/symex" xmlns:wpg="http://schemas.microsoft.com/office/word/2010/wordprocessingGroup" xmlns:wpi="http://schemas.microsoft.com/office/word/2010/wordprocessingInk" xmlns:wne="http://schemas.microsoft.com/office/word/2006/wordml" xmlns:wps="http://schemas.microsoft.com/office/word/2010/wordprocessingShape" mc:Ignorable="w14 w15 w16se w16cid w16 w16cex w16sdtdh w16sdtfl w16du wp14">
-  <w16cid:commentId w16cid:paraId="2DB45E35" w16cid:durableId="304CE5B2"/>
-</w16cid:commentsIds>
-</file>
-
-<file path=word/people.xml><?xml version="1.0" encoding="utf-8"?>
-<w15:people xmlns:wpc="http://schemas.microsoft.com/office/word/2010/wordprocessingCanvas" xmlns:cx="http://schemas.microsoft.com/office/drawing/2014/chartex" xmlns:cx1="http://schemas.microsoft.com/office/drawing/2015/9/8/chartex" xmlns:cx2="http://schemas.microsoft.com/office/drawing/2015/10/21/chartex" xmlns:cx3="http://schemas.microsoft.com/office/drawing/2016/5/9/chartex" xmlns:cx4="http://schemas.microsoft.com/office/drawing/2016/5/10/chartex" xmlns:cx5="http://schemas.microsoft.com/office/drawing/2016/5/11/chartex" xmlns:cx6="http://schemas.microsoft.com/office/drawing/2016/5/12/chartex" xmlns:cx7="http://schemas.microsoft.com/office/drawing/2016/5/13/chartex" xmlns:cx8="http://schemas.microsoft.com/office/drawing/2016/5/14/chartex" xmlns:mc="http://schemas.openxmlformats.org/markup-compatibility/2006" xmlns:aink="http://schemas.microsoft.com/office/drawing/2016/ink" xmlns:am3d="http://schemas.microsoft.com/office/drawing/2017/model3d" xmlns:o="urn:schemas-microsoft-com:office:office" xmlns:oel="http://schemas.microsoft.com/office/2019/extlst" xmlns:r="http://schemas.openxmlformats.org/officeDocument/2006/relationships" xmlns:m="http://schemas.openxmlformats.org/officeDocument/2006/math" xmlns:v="urn:schemas-microsoft-com:vml" xmlns:wp14="http://schemas.microsoft.com/office/word/2010/wordprocessingDrawing" xmlns:wp="http://schemas.openxmlformats.org/drawingml/2006/wordprocessingDrawing" xmlns:w10="urn:schemas-microsoft-com:office:word" xmlns:w="http://schemas.openxmlformats.org/wordprocessingml/2006/main" xmlns:w14="http://schemas.microsoft.com/office/word/2010/wordml" xmlns:w15="http://schemas.microsoft.com/office/word/2012/wordml" xmlns:w16cex="http://schemas.microsoft.com/office/word/2018/wordml/cex" xmlns:w16cid="http://schemas.microsoft.com/office/word/2016/wordml/cid" xmlns:w16="http://schemas.microsoft.com/office/word/2018/wordml" xmlns:w16du="http://schemas.microsoft.com/office/word/2023/wordml/word16du" xmlns:w16sdtdh="http://schemas.microsoft.com/office/word/2020/wordml/sdtdatahash" xmlns:w16sdtfl="http://schemas.microsoft.com/office/word/2024/wordml/sdtformatlock" xmlns:w16se="http://schemas.microsoft.com/office/word/2015/wordml/symex" xmlns:wpg="http://schemas.microsoft.com/office/word/2010/wordprocessingGroup" xmlns:wpi="http://schemas.microsoft.com/office/word/2010/wordprocessingInk" xmlns:wne="http://schemas.microsoft.com/office/word/2006/wordml" xmlns:wps="http://schemas.microsoft.com/office/word/2010/wordprocessingShape" mc:Ignorable="w14 w15 w16se w16cid w16 w16cex w16sdtdh w16sdtfl w16du wp14">
-  <w15:person w15:author="Microsoft Office User">
-    <w15:presenceInfo w15:providerId="None" w15:userId="Microsoft Office User"/>
-  </w15:person>
-</w15:people>
 </file>
 
 <file path=word/styles.xml><?xml version="1.0" encoding="utf-8"?>
@@ -8405,6 +8717,13 @@
       <w14:ligatures w14:val="none"/>
     </w:rPr>
   </w:style>
+  <w:style w:type="character" w:customStyle="1" w:styleId="Ninguno">
+    <w:name w:val="Ninguno"/>
+    <w:rsid w:val="00A6109A"/>
+    <w:rPr>
+      <w:lang w:val="it-IT"/>
+    </w:rPr>
+  </w:style>
 </w:styles>
 </file>
 
